--- a/_manuscript/index.docx
+++ b/_manuscript/index.docx
@@ -1732,7 +1732,7 @@
         <w:pStyle w:val="BodyText"/>
       </w:pPr>
       <w:r>
-        <w:t xml:space="preserve">The precise nature of our face expertise remains poorly understood, with debate around whether the processes that govern face recognition are the same for all faces or whether there are distinct perceptual processes for familiar faces</w:t>
+        <w:t xml:space="preserve">The precise nature of face expertise remains poorly understood, with debate around whether the processes that govern face recognition are the same for all faces or whether there are distinct perceptual processes for familiar faces</w:t>
       </w:r>
       <w:r>
         <w:t xml:space="preserve"> </w:t>
@@ -1767,7 +1767,7 @@
         <w:pStyle w:val="BodyText"/>
       </w:pPr>
       <w:r>
-        <w:t xml:space="preserve">There is abundant evidence that greater levels of familiarity with a person facilitate processing efficiency, as it has been shown that the faces of personally familiar people are processed faster and more accurately than the faces of familiar celebrities, and both have an advantage over strangers faces</w:t>
+        <w:t xml:space="preserve">There is abundant evidence that greater levels of familiarity with a person facilitate processing efficiency, as it has been shown that the faces of personally familiar people are processed faster and more accurately than the faces of familiar celebrities, and both have an advantage over strangers’ faces</w:t>
       </w:r>
       <w:r>
         <w:t xml:space="preserve"> </w:t>
@@ -1837,7 +1837,7 @@
         <w:pStyle w:val="BodyText"/>
       </w:pPr>
       <w:r>
-        <w:t xml:space="preserve">However, familiarity is a challenging dimension to explore because its definition is multiplexed, and it is difficult to control in an experimental context. First, there are different levels of familiarity, ranging from recently recently seen and recently learned faces to faces that are familiar but for which we have no personal knowledge (famous people, acquaintances), to the faces of those we know well (family, close friends, self-face;</w:t>
+        <w:t xml:space="preserve">However, familiarity is a challenging dimension to explore because its definition is multiplexed, and it is difficult to control in an experimental context. First, there are different levels of familiarity, ranging from recently seen and recently learned faces to faces that are familiar but for which we have no personal knowledge (famous people, acquaintances), to the faces of those we know well (family, close friends, self-face;</w:t>
       </w:r>
       <w:r>
         <w:t xml:space="preserve"> </w:t>
@@ -2059,7 +2059,7 @@
         <w:t xml:space="preserve">(Besson et al., 2016; Blauch et al., 2021; Oruc et al., 2019)</w:t>
       </w:r>
       <w:r>
-        <w:t xml:space="preserve">.Here, we employed the same method as</w:t>
+        <w:t xml:space="preserve">. Here, we employed the same method as</w:t>
       </w:r>
       <w:r>
         <w:t xml:space="preserve"> </w:t>
@@ -2098,7 +2098,7 @@
         <w:t xml:space="preserve">(Tong &amp; Nakayama, 1999)</w:t>
       </w:r>
       <w:r>
-        <w:t xml:space="preserve">. The pursuit of identifying the neural mechanisms underlying the recognition of familiar faces has led to important discoveries regarding distinct processing capacities</w:t>
+        <w:t xml:space="preserve">. The process of identifying the neural mechanisms underlying the recognition of familiar faces has led to important discoveries regarding distinct processing capacities</w:t>
       </w:r>
       <w:r>
         <w:t xml:space="preserve"> </w:t>
@@ -2107,7 +2107,7 @@
         <w:t xml:space="preserve">(Bortolon et al., 2017; Ramon &amp; Gobbini, 2017)</w:t>
       </w:r>
       <w:r>
-        <w:t xml:space="preserve">. There is growing evidence in support of a familiarity continuum in face recognition highlighting processing distinctions not only between unfamiliar and familiar faces, but within the familiar face category itself</w:t>
+        <w:t xml:space="preserve">. There is growing evidence in support of a familiarity continuum in face recognition, highlighting processing distinctions not only between unfamiliar and familiar faces, but within the familiar face category itself</w:t>
       </w:r>
       <w:r>
         <w:t xml:space="preserve"> </w:t>
@@ -2537,7 +2537,7 @@
         <w:t xml:space="preserve">Tottenham et al. (2009)</w:t>
       </w:r>
       <w:r>
-        <w:t xml:space="preserve">). Two photographs of the experimenter were used to create a familiar face condition. This was in order to ensure some level of real-world familiarity with the face at a controlled level. To create the self-face condition, prior to the experiment, participants were asked to send two photographs of themselves with a neutral expression, without eyewear and with no hair across the face. Several steps were taken to equate image sets across all three conditions. First, the faces were aligned at the eyes and cropped to an oval to exclude hair and clothing. Second, all face identities wore a neutral expression. Third, two images per identity were used so that responses would be more likely to indicate identity processing rather than image-based processing. Fourth, all images were transformed to greyscale and root mean square (RMS) normalised across all images for contrast.</w:t>
+        <w:t xml:space="preserve">). Two photographs of the experimenter were used to create a familiar face condition. This was in order to ensure some level of real-world familiarity with the face for all participants at a highly controlled level. To create the self-face condition, prior to the experiment, participants were asked to send two photographs of themselves with a neutral expression, without eyewear and with no hair across the face. Several steps were taken to equate image sets across all three conditions. First, the faces were aligned at the eyes and cropped to an oval to exclude hair and clothing. Second, all face identities wore a neutral expression. Third, two images per identity were used so that responses would be more likely to indicate identity processing rather than image-based processing. Fourth, all images were transformed to greyscale and root mean square (RMS) normalised across all images for contrast.</w:t>
       </w:r>
     </w:p>
     <w:p>
@@ -2629,9 +2629,8 @@
       <w:tblPr>
         <w:tblStyle w:val="Table"/>
         <w:tblW w:type="pct" w:w="5000"/>
+        <w:tblLayout w:type="fixed"/>
         <w:tblLook w:firstRow="0" w:lastRow="0" w:firstColumn="0" w:lastColumn="0" w:noHBand="0" w:noVBand="0" w:val="0000"/>
-        <w:jc w:val="start"/>
-        <w:tblLayout w:type="fixed"/>
       </w:tblPr>
       <w:tblGrid>
         <w:gridCol w:w="7920"/>
@@ -2766,7 +2765,7 @@
         </w:r>
       </w:hyperlink>
       <w:r>
-        <w:t xml:space="preserve">). The practice trial featured a randomly selected face from the unfamiliar face set, which was then excluded from the main experiment. A random selection of target and distractor faces were chosen for each participant. Before each trial, written instructions appeared on the screen advising participants to focus on a fixation cross at the centre of the screen and use the up and down arrow keys to indicate whether the target face appeared above (up arrow) or below (down arrow) the fixation cross. Participants pressed any key to continue to initiate the display of a</w:t>
+        <w:t xml:space="preserve">). The practice trial featured a randomly selected face from the unfamiliar face set, which was then excluded from the main experiment. A random unfamiliar target face and set of distractor faces were chosen for each participant. Before each trial, written instructions appeared on the screen advising participants to focus on a fixation cross at the centre of the screen and use the up and down arrow keys to indicate whether the target face appeared above (up arrow) or below (down arrow) the fixation cross. Participants pressed any key to continue to initiate the display of a</w:t>
       </w:r>
       <w:r>
         <w:t xml:space="preserve"> </w:t>
@@ -2791,9 +2790,8 @@
       <w:tblPr>
         <w:tblStyle w:val="Table"/>
         <w:tblW w:type="pct" w:w="5000"/>
+        <w:tblLayout w:type="fixed"/>
         <w:tblLook w:firstRow="0" w:lastRow="0" w:firstColumn="0" w:lastColumn="0" w:noHBand="0" w:noVBand="0" w:val="0000"/>
-        <w:jc w:val="start"/>
-        <w:tblLayout w:type="fixed"/>
       </w:tblPr>
       <w:tblGrid>
         <w:gridCol w:w="7920"/>
@@ -2869,7 +2867,7 @@
     </w:tbl>
     <w:bookmarkEnd w:id="40"/>
     <w:bookmarkEnd w:id="41"/>
-    <w:bookmarkStart w:id="61" w:name="results"/>
+    <w:bookmarkStart w:id="62" w:name="results"/>
     <w:p>
       <w:pPr>
         <w:pStyle w:val="Heading1"/>
@@ -2938,11 +2936,11 @@
         <w:t xml:space="preserve"> </w:t>
       </w:r>
       <w:r>
-        <w:t xml:space="preserve">for assumption testing. Data were examined for missing responses and no missingness was found. Two participants were excluded because their threshold scores were consistently above the starting point of the staircases (18 frames/ 66.67ms) for most of their trials. Thus, 28 of the original 30 participants were included in the analyses. Recognition time was measured using the number of frames required to complete the task as determined by the staircase procedure. Frames were then converted to milliseconds based on the monitor refresh rate of 120 Hz. Reaction time was measured in milliseconds.</w:t>
+        <w:t xml:space="preserve">for assumption testing. Two participants were excluded because their threshold scores were consistently above the starting point of the staircases (18 frames/ 66.67ms) for most of their trials. Thus, 28 of the original 30 participants were included in the analyses. Recognition time was measured using the number of frames required to complete the task as determined by the staircase procedure. Frames were then converted to milliseconds based on the monitor refresh rate of 120 Hz. Reaction time was measured in milliseconds.</w:t>
       </w:r>
     </w:p>
     <w:bookmarkEnd w:id="42"/>
-    <w:bookmarkStart w:id="53" w:name="data-analysis"/>
+    <w:bookmarkStart w:id="48" w:name="data-analysis"/>
     <w:p>
       <w:pPr>
         <w:pStyle w:val="Heading2"/>
@@ -2956,7 +2954,7 @@
         <w:pStyle w:val="FirstParagraph"/>
       </w:pPr>
       <w:r>
-        <w:t xml:space="preserve">Assumption testing for the two-way repeated-measures analysis of variance (ANOVA) indicated no violated assumptions. Visual inspection of Q-Q plots showed a normal distribution of face recognition times in each condition and no obvious outliers. Homogeneity of variance was assumed, as</w:t>
+        <w:t xml:space="preserve">Assumption testing for the two-way repeated-measures analysis of variance (ANOVA) indicated no violated assumptions. Visual inspection of Q-Q plots showed a normal distribution of residuals and no obvious outliers. Homogeneity of variance was assumed, as</w:t>
       </w:r>
       <w:r>
         <w:t xml:space="preserve"> </w:t>
@@ -3168,7 +3166,7 @@
         <w:pStyle w:val="BodyText"/>
       </w:pPr>
       <w:r>
-        <w:t xml:space="preserve">A 2 x 3 repeated-measures analysis of variance (ANOVA) with age as a continuous covariate was used to explore the effects of face familiarity on face recognition time. The ANOVA showed a main effect of familiarity, with significant differences in face recognition times between unfamiliar, familiar and self-face conditions</w:t>
+        <w:t xml:space="preserve">A 2 x 3 repeated-measures analysis of variance (ANOVA) with age as a continuous covariate was used to explore the effects of face familiarity on face recognition time. The analysis showed a main effect of familiarity, with significant differences in face recognition times between unfamiliar, familiar and self-face conditions</w:t>
       </w:r>
       <w:r>
         <w:t xml:space="preserve"> </w:t>
@@ -3630,9 +3628,8 @@
       <w:tblPr>
         <w:tblStyle w:val="Table"/>
         <w:tblW w:type="pct" w:w="5000"/>
+        <w:tblLayout w:type="fixed"/>
         <w:tblLook w:firstRow="0" w:lastRow="0" w:firstColumn="0" w:lastColumn="0" w:noHBand="0" w:noVBand="0" w:val="0000"/>
-        <w:jc w:val="start"/>
-        <w:tblLayout w:type="fixed"/>
       </w:tblPr>
       <w:tblGrid>
         <w:gridCol w:w="7920"/>
@@ -3733,12 +3730,31 @@
       </w:hyperlink>
     </w:p>
     <w:bookmarkEnd w:id="47"/>
-    <w:p>
-      <w:pPr>
-        <w:pStyle w:val="BodyText"/>
-      </w:pPr>
-      <w:r>
-        <w:t xml:space="preserve">In this analysis, age was also included as a continuous covariate. A small but significant interaction was also observed between age and condition,</w:t>
+    <w:bookmarkEnd w:id="48"/>
+    <w:bookmarkStart w:id="61" w:name="exploratory-analyses"/>
+    <w:p>
+      <w:pPr>
+        <w:pStyle w:val="Heading2"/>
+      </w:pPr>
+      <w:r>
+        <w:t xml:space="preserve">Exploratory Analyses</w:t>
+      </w:r>
+    </w:p>
+    <w:bookmarkStart w:id="54" w:name="exploring-the-age-interaction"/>
+    <w:p>
+      <w:pPr>
+        <w:pStyle w:val="Heading3"/>
+      </w:pPr>
+      <w:r>
+        <w:t xml:space="preserve">Exploring the age interaction</w:t>
+      </w:r>
+    </w:p>
+    <w:p>
+      <w:pPr>
+        <w:pStyle w:val="FirstParagraph"/>
+      </w:pPr>
+      <w:r>
+        <w:t xml:space="preserve">In this analysis, age was also included as a continuous covariate. A small but significant interaction was observed between age and condition,</w:t>
       </w:r>
       <w:r>
         <w:t xml:space="preserve"> </w:t>
@@ -3850,14 +3866,13 @@
         <w:t xml:space="preserve">shows this interaction in more detail, illustrating the relationship between age and recognition time in each condition.</w:t>
       </w:r>
     </w:p>
-    <w:bookmarkStart w:id="52" w:name="cell-fig-correlations"/>
+    <w:bookmarkStart w:id="53" w:name="cell-fig-correlations"/>
     <w:tbl>
       <w:tblPr>
         <w:tblStyle w:val="Table"/>
         <w:tblW w:type="pct" w:w="5000"/>
+        <w:tblLayout w:type="fixed"/>
         <w:tblLook w:firstRow="0" w:lastRow="0" w:firstColumn="0" w:lastColumn="0" w:noHBand="0" w:noVBand="0" w:val="0000"/>
-        <w:jc w:val="start"/>
-        <w:tblLayout w:type="fixed"/>
       </w:tblPr>
       <w:tblGrid>
         <w:gridCol w:w="7920"/>
@@ -3865,7 +3880,7 @@
       <w:tr>
         <w:tc>
           <w:tcPr/>
-          <w:bookmarkStart w:id="51" w:name="fig-correlations"/>
+          <w:bookmarkStart w:id="52" w:name="fig-correlations"/>
           <w:p>
             <w:pPr>
               <w:pStyle w:val="Compact"/>
@@ -3876,18 +3891,18 @@
                 <wp:inline>
                   <wp:extent cx="5334000" cy="4267200"/>
                   <wp:effectExtent b="0" l="0" r="0" t="0"/>
-                  <wp:docPr descr="" title="" id="49" name="Picture"/>
+                  <wp:docPr descr="" title="" id="50" name="Picture"/>
                   <a:graphic>
                     <a:graphicData uri="http://schemas.openxmlformats.org/drawingml/2006/picture">
                       <pic:pic>
                         <pic:nvPicPr>
-                          <pic:cNvPr descr="index_files/figure-docx/fig-correlations-1.png" id="50" name="Picture"/>
+                          <pic:cNvPr descr="index_files/figure-docx/fig-correlations-1.png" id="51" name="Picture"/>
                           <pic:cNvPicPr>
                             <a:picLocks noChangeArrowheads="1" noChangeAspect="1"/>
                           </pic:cNvPicPr>
                         </pic:nvPicPr>
                         <pic:blipFill>
-                          <a:blip r:embed="rId48"/>
+                          <a:blip r:embed="rId49"/>
                           <a:stretch>
                             <a:fillRect/>
                           </a:stretch>
@@ -3927,7 +3942,7 @@
               <w:t xml:space="preserve">Figure 4: Correlations between recognition times and age for each condition</w:t>
             </w:r>
           </w:p>
-          <w:bookmarkEnd w:id="51"/>
+          <w:bookmarkEnd w:id="52"/>
         </w:tc>
       </w:tr>
     </w:tbl>
@@ -3957,18 +3972,9 @@
         </w:r>
       </w:hyperlink>
     </w:p>
-    <w:bookmarkEnd w:id="52"/>
     <w:bookmarkEnd w:id="53"/>
-    <w:bookmarkStart w:id="60" w:name="exploratory-analysis"/>
-    <w:p>
-      <w:pPr>
-        <w:pStyle w:val="Heading2"/>
-      </w:pPr>
-      <w:r>
-        <w:t xml:space="preserve">Exploratory Analysis</w:t>
-      </w:r>
-    </w:p>
-    <w:bookmarkStart w:id="59" w:name="reaction-time"/>
+    <w:bookmarkEnd w:id="54"/>
+    <w:bookmarkStart w:id="60" w:name="reaction-time"/>
     <w:p>
       <w:pPr>
         <w:pStyle w:val="Heading3"/>
@@ -4138,16 +4144,10 @@
           </m:rPr>
           <m:t>,</m:t>
         </m:r>
-        <m:r>
-          <m:t>e</m:t>
-        </m:r>
-        <m:r>
-          <m:t>t</m:t>
-        </m:r>
         <m:sSubSup>
           <m:e>
             <m:r>
-              <m:t>a</m:t>
+              <m:t>η</m:t>
             </m:r>
           </m:e>
           <m:sub>
@@ -4236,16 +4236,10 @@
           </m:rPr>
           <m:t>,</m:t>
         </m:r>
-        <m:r>
-          <m:t>e</m:t>
-        </m:r>
-        <m:r>
-          <m:t>t</m:t>
-        </m:r>
         <m:sSubSup>
           <m:e>
             <m:r>
-              <m:t>a</m:t>
+              <m:t>η</m:t>
             </m:r>
           </m:e>
           <m:sub>
@@ -4296,14 +4290,13 @@
         <w:t xml:space="preserve">shows reaction times for inverted and upright face orientations for each condition.</w:t>
       </w:r>
     </w:p>
-    <w:bookmarkStart w:id="58" w:name="cell-fig-reaction-times"/>
+    <w:bookmarkStart w:id="59" w:name="cell-fig-reaction-times"/>
     <w:tbl>
       <w:tblPr>
         <w:tblStyle w:val="Table"/>
         <w:tblW w:type="pct" w:w="5000"/>
+        <w:tblLayout w:type="fixed"/>
         <w:tblLook w:firstRow="0" w:lastRow="0" w:firstColumn="0" w:lastColumn="0" w:noHBand="0" w:noVBand="0" w:val="0000"/>
-        <w:jc w:val="start"/>
-        <w:tblLayout w:type="fixed"/>
       </w:tblPr>
       <w:tblGrid>
         <w:gridCol w:w="7920"/>
@@ -4311,7 +4304,7 @@
       <w:tr>
         <w:tc>
           <w:tcPr/>
-          <w:bookmarkStart w:id="57" w:name="fig-reaction-times"/>
+          <w:bookmarkStart w:id="58" w:name="fig-reaction-times"/>
           <w:p>
             <w:pPr>
               <w:pStyle w:val="Compact"/>
@@ -4322,18 +4315,18 @@
                 <wp:inline>
                   <wp:extent cx="5334000" cy="4267200"/>
                   <wp:effectExtent b="0" l="0" r="0" t="0"/>
-                  <wp:docPr descr="" title="" id="55" name="Picture"/>
+                  <wp:docPr descr="" title="" id="56" name="Picture"/>
                   <a:graphic>
                     <a:graphicData uri="http://schemas.openxmlformats.org/drawingml/2006/picture">
                       <pic:pic>
                         <pic:nvPicPr>
-                          <pic:cNvPr descr="index_files/figure-docx/fig-reaction-times-1.png" id="56" name="Picture"/>
+                          <pic:cNvPr descr="index_files/figure-docx/fig-reaction-times-1.png" id="57" name="Picture"/>
                           <pic:cNvPicPr>
                             <a:picLocks noChangeArrowheads="1" noChangeAspect="1"/>
                           </pic:cNvPicPr>
                         </pic:nvPicPr>
                         <pic:blipFill>
-                          <a:blip r:embed="rId54"/>
+                          <a:blip r:embed="rId55"/>
                           <a:stretch>
                             <a:fillRect/>
                           </a:stretch>
@@ -4373,7 +4366,7 @@
               <w:t xml:space="preserve">Figure 5: Reaction times by orientation for each condition</w:t>
             </w:r>
           </w:p>
-          <w:bookmarkEnd w:id="57"/>
+          <w:bookmarkEnd w:id="58"/>
         </w:tc>
       </w:tr>
     </w:tbl>
@@ -4403,11 +4396,11 @@
         </w:r>
       </w:hyperlink>
     </w:p>
-    <w:bookmarkEnd w:id="58"/>
     <w:bookmarkEnd w:id="59"/>
     <w:bookmarkEnd w:id="60"/>
     <w:bookmarkEnd w:id="61"/>
-    <w:bookmarkStart w:id="222" w:name="discussion"/>
+    <w:bookmarkEnd w:id="62"/>
+    <w:bookmarkStart w:id="223" w:name="discussion"/>
     <w:p>
       <w:pPr>
         <w:pStyle w:val="Heading1"/>
@@ -4424,7 +4417,7 @@
         <w:t xml:space="preserve">To better understand the effect of greater levels of familiarity on face recognition, the present study used a staircase procedure to characterise face recognition performance. Participants responded to three different face categories manipulated by familiarity (unfamiliar, familiar, and self), and orientation (upright and inverted). Recognition time (i.e., perceptual processes) was isolated from reaction time (i.e., perceptual processes + cognitive decision + motor response) and used as an index of the familiarity effect. The overall findings confirmed predictions that more familiar faces are processed faster than less familiar and unfamiliar faces. Notably, our results underscore the self-face as a unique class of familiar face, providing compelling evidence for distinct perceptual processing.</w:t>
       </w:r>
     </w:p>
-    <w:bookmarkStart w:id="62" w:name="familiarity-and-recognition-time"/>
+    <w:bookmarkStart w:id="63" w:name="familiarity-and-recognition-time"/>
     <w:p>
       <w:pPr>
         <w:pStyle w:val="Heading2"/>
@@ -4565,8 +4558,8 @@
         <w:t xml:space="preserve">.</w:t>
       </w:r>
     </w:p>
-    <w:bookmarkEnd w:id="62"/>
-    <w:bookmarkStart w:id="63" w:name="familiarity-and-inversion-effects"/>
+    <w:bookmarkEnd w:id="63"/>
+    <w:bookmarkStart w:id="64" w:name="familiarity-and-inversion-effects"/>
     <w:p>
       <w:pPr>
         <w:pStyle w:val="Heading2"/>
@@ -4687,8 +4680,8 @@
         <w:t xml:space="preserve">.</w:t>
       </w:r>
     </w:p>
-    <w:bookmarkEnd w:id="63"/>
-    <w:bookmarkStart w:id="64" w:name="reaction-time-and-levels-of-familiarity"/>
+    <w:bookmarkEnd w:id="64"/>
+    <w:bookmarkStart w:id="65" w:name="reaction-time-and-levels-of-familiarity"/>
     <w:p>
       <w:pPr>
         <w:pStyle w:val="Heading2"/>
@@ -4731,8 +4724,8 @@
         <w:t xml:space="preserve">Importantly, the data revealed that recognition times were substantially shorter than reaction times for each condition. For example, on average, participants recognised (processed) upright familiar faces within 43.8ms but required 547ms to respond (process + decision + motor response) to the target face. These findings have important implications for future research designs, as they suggest that reaction times may be underestimating face recognition performance. Reaction times were longer for inverted faces compared to upright faces, however, the data did not reveal the interaction observed in the recognition time data, as there was no significant difference in the face inversion effect between conditions. Thus, recognition time seems to be a more sensitive measure of familiarity effects in face recognition.</w:t>
       </w:r>
     </w:p>
-    <w:bookmarkEnd w:id="64"/>
-    <w:bookmarkStart w:id="65" w:name="future-directions"/>
+    <w:bookmarkEnd w:id="65"/>
+    <w:bookmarkStart w:id="66" w:name="future-directions"/>
     <w:p>
       <w:pPr>
         <w:pStyle w:val="Heading2"/>
@@ -4820,8 +4813,8 @@
         <w:t xml:space="preserve">.</w:t>
       </w:r>
     </w:p>
-    <w:bookmarkEnd w:id="65"/>
-    <w:bookmarkStart w:id="221" w:name="conclusion"/>
+    <w:bookmarkEnd w:id="66"/>
+    <w:bookmarkStart w:id="222" w:name="conclusion"/>
     <w:p>
       <w:pPr>
         <w:pStyle w:val="Heading2"/>
@@ -4838,8 +4831,8 @@
         <w:t xml:space="preserve">Overall, the findings of the present study demonstrate the familiarity advantage in face recognition. We provide strong evidence in support of distinct perceptual processing at different levels of familiarity, as demonstrated by faster recognition times for both the self-face and familiar face compared to unfamiliar faces. The self-face appears to be processed differently to other familiar faces, validating the self-face as an important inclusion in face studies seeking to understand the familiarity effect in face recognition. The staircase procedure provided a unique insight into processing time, highlighting the potential underestimation of face recognition ability in the literature. The finding that face inversion is less disruptive to the processing of more familiar faces is further evidence of distinct perceptual processes and challenges the widely held view that faces are processed holistically. We recommend further exploration of the effects of inversion at different levels of familiarity, to enhance understanding of perceptual processing distinctions, and identify implications for holistic and featural processing theories.</w:t>
       </w:r>
     </w:p>
-    <w:bookmarkStart w:id="220" w:name="refs"/>
-    <w:bookmarkStart w:id="67" w:name="ref-abudarham2019a"/>
+    <w:bookmarkStart w:id="221" w:name="refs"/>
+    <w:bookmarkStart w:id="68" w:name="ref-abudarham2019a"/>
     <w:p>
       <w:pPr>
         <w:pStyle w:val="Bibliography"/>
@@ -4852,8 +4845,8 @@
       </w:r>
       <w:r>
         <w:rPr>
-          <w:iCs/>
-          <w:i/>
+          <w:i/>
+          <w:iCs/>
         </w:rPr>
         <w:t xml:space="preserve">Cognition</w:t>
       </w:r>
@@ -4865,8 +4858,8 @@
       </w:r>
       <w:r>
         <w:rPr>
-          <w:iCs/>
-          <w:i/>
+          <w:i/>
+          <w:iCs/>
         </w:rPr>
         <w:t xml:space="preserve">182</w:t>
       </w:r>
@@ -4876,7 +4869,7 @@
       <w:r>
         <w:t xml:space="preserve"> </w:t>
       </w:r>
-      <w:hyperlink r:id="rId66">
+      <w:hyperlink r:id="rId67">
         <w:r>
           <w:rPr>
             <w:rStyle w:val="Hyperlink"/>
@@ -4885,8 +4878,8 @@
         </w:r>
       </w:hyperlink>
     </w:p>
-    <w:bookmarkEnd w:id="67"/>
-    <w:bookmarkStart w:id="69" w:name="ref-abudarham2016a"/>
+    <w:bookmarkEnd w:id="68"/>
+    <w:bookmarkStart w:id="70" w:name="ref-abudarham2016a"/>
     <w:p>
       <w:pPr>
         <w:pStyle w:val="Bibliography"/>
@@ -4899,8 +4892,8 @@
       </w:r>
       <w:r>
         <w:rPr>
-          <w:iCs/>
-          <w:i/>
+          <w:i/>
+          <w:iCs/>
         </w:rPr>
         <w:t xml:space="preserve">Journal of Vision</w:t>
       </w:r>
@@ -4912,8 +4905,8 @@
       </w:r>
       <w:r>
         <w:rPr>
-          <w:iCs/>
-          <w:i/>
+          <w:i/>
+          <w:iCs/>
         </w:rPr>
         <w:t xml:space="preserve">16</w:t>
       </w:r>
@@ -4923,7 +4916,7 @@
       <w:r>
         <w:t xml:space="preserve"> </w:t>
       </w:r>
-      <w:hyperlink r:id="rId68">
+      <w:hyperlink r:id="rId69">
         <w:r>
           <w:rPr>
             <w:rStyle w:val="Hyperlink"/>
@@ -4932,8 +4925,8 @@
         </w:r>
       </w:hyperlink>
     </w:p>
-    <w:bookmarkEnd w:id="69"/>
-    <w:bookmarkStart w:id="71" w:name="ref-allen-davidian2021a"/>
+    <w:bookmarkEnd w:id="70"/>
+    <w:bookmarkStart w:id="72" w:name="ref-allen-davidian2021a"/>
     <w:p>
       <w:pPr>
         <w:pStyle w:val="Bibliography"/>
@@ -4946,8 +4939,8 @@
       </w:r>
       <w:r>
         <w:rPr>
-          <w:iCs/>
-          <w:i/>
+          <w:i/>
+          <w:iCs/>
         </w:rPr>
         <w:t xml:space="preserve">The Journal of Cognitive Neuroscience</w:t>
       </w:r>
@@ -4959,8 +4952,8 @@
       </w:r>
       <w:r>
         <w:rPr>
-          <w:iCs/>
-          <w:i/>
+          <w:i/>
+          <w:iCs/>
         </w:rPr>
         <w:t xml:space="preserve">33</w:t>
       </w:r>
@@ -4970,7 +4963,7 @@
       <w:r>
         <w:t xml:space="preserve"> </w:t>
       </w:r>
-      <w:hyperlink r:id="rId70">
+      <w:hyperlink r:id="rId71">
         <w:r>
           <w:rPr>
             <w:rStyle w:val="Hyperlink"/>
@@ -4979,8 +4972,8 @@
         </w:r>
       </w:hyperlink>
     </w:p>
-    <w:bookmarkEnd w:id="71"/>
-    <w:bookmarkStart w:id="73" w:name="ref-alzueta2019a"/>
+    <w:bookmarkEnd w:id="72"/>
+    <w:bookmarkStart w:id="74" w:name="ref-alzueta2019a"/>
     <w:p>
       <w:pPr>
         <w:pStyle w:val="Bibliography"/>
@@ -4993,8 +4986,8 @@
       </w:r>
       <w:r>
         <w:rPr>
-          <w:iCs/>
-          <w:i/>
+          <w:i/>
+          <w:iCs/>
         </w:rPr>
         <w:t xml:space="preserve">Biological Psychology</w:t>
       </w:r>
@@ -5006,8 +4999,8 @@
       </w:r>
       <w:r>
         <w:rPr>
-          <w:iCs/>
-          <w:i/>
+          <w:i/>
+          <w:iCs/>
         </w:rPr>
         <w:t xml:space="preserve">142</w:t>
       </w:r>
@@ -5017,7 +5010,7 @@
       <w:r>
         <w:t xml:space="preserve"> </w:t>
       </w:r>
-      <w:hyperlink r:id="rId72">
+      <w:hyperlink r:id="rId73">
         <w:r>
           <w:rPr>
             <w:rStyle w:val="Hyperlink"/>
@@ -5026,8 +5019,8 @@
         </w:r>
       </w:hyperlink>
     </w:p>
-    <w:bookmarkEnd w:id="73"/>
-    <w:bookmarkStart w:id="75" w:name="ref-besson2016a"/>
+    <w:bookmarkEnd w:id="74"/>
+    <w:bookmarkStart w:id="76" w:name="ref-besson2016a"/>
     <w:p>
       <w:pPr>
         <w:pStyle w:val="Bibliography"/>
@@ -5040,8 +5033,8 @@
       </w:r>
       <w:r>
         <w:rPr>
-          <w:iCs/>
-          <w:i/>
+          <w:i/>
+          <w:iCs/>
         </w:rPr>
         <w:t xml:space="preserve">Cognition</w:t>
       </w:r>
@@ -5053,8 +5046,8 @@
       </w:r>
       <w:r>
         <w:rPr>
-          <w:iCs/>
-          <w:i/>
+          <w:i/>
+          <w:iCs/>
         </w:rPr>
         <w:t xml:space="preserve">158</w:t>
       </w:r>
@@ -5064,7 +5057,7 @@
       <w:r>
         <w:t xml:space="preserve"> </w:t>
       </w:r>
-      <w:hyperlink r:id="rId74">
+      <w:hyperlink r:id="rId75">
         <w:r>
           <w:rPr>
             <w:rStyle w:val="Hyperlink"/>
@@ -5073,8 +5066,8 @@
         </w:r>
       </w:hyperlink>
     </w:p>
-    <w:bookmarkEnd w:id="75"/>
-    <w:bookmarkStart w:id="77" w:name="ref-blauch2021a"/>
+    <w:bookmarkEnd w:id="76"/>
+    <w:bookmarkStart w:id="78" w:name="ref-blauch2021a"/>
     <w:p>
       <w:pPr>
         <w:pStyle w:val="Bibliography"/>
@@ -5087,8 +5080,8 @@
       </w:r>
       <w:r>
         <w:rPr>
-          <w:iCs/>
-          <w:i/>
+          <w:i/>
+          <w:iCs/>
         </w:rPr>
         <w:t xml:space="preserve">Cognition</w:t>
       </w:r>
@@ -5100,8 +5093,8 @@
       </w:r>
       <w:r>
         <w:rPr>
-          <w:iCs/>
-          <w:i/>
+          <w:i/>
+          <w:iCs/>
         </w:rPr>
         <w:t xml:space="preserve">208</w:t>
       </w:r>
@@ -5111,7 +5104,7 @@
       <w:r>
         <w:t xml:space="preserve"> </w:t>
       </w:r>
-      <w:hyperlink r:id="rId76">
+      <w:hyperlink r:id="rId77">
         <w:r>
           <w:rPr>
             <w:rStyle w:val="Hyperlink"/>
@@ -5120,8 +5113,8 @@
         </w:r>
       </w:hyperlink>
     </w:p>
-    <w:bookmarkEnd w:id="77"/>
-    <w:bookmarkStart w:id="79" w:name="ref-bortolon2017a"/>
+    <w:bookmarkEnd w:id="78"/>
+    <w:bookmarkStart w:id="80" w:name="ref-bortolon2017a"/>
     <w:p>
       <w:pPr>
         <w:pStyle w:val="Bibliography"/>
@@ -5134,8 +5127,8 @@
       </w:r>
       <w:r>
         <w:rPr>
-          <w:iCs/>
-          <w:i/>
+          <w:i/>
+          <w:iCs/>
         </w:rPr>
         <w:t xml:space="preserve">The Quarterly Journal of Experimental Psychology</w:t>
       </w:r>
@@ -5147,8 +5140,8 @@
       </w:r>
       <w:r>
         <w:rPr>
-          <w:iCs/>
-          <w:i/>
+          <w:i/>
+          <w:iCs/>
         </w:rPr>
         <w:t xml:space="preserve">71</w:t>
       </w:r>
@@ -5158,7 +5151,7 @@
       <w:r>
         <w:t xml:space="preserve"> </w:t>
       </w:r>
-      <w:hyperlink r:id="rId78">
+      <w:hyperlink r:id="rId79">
         <w:r>
           <w:rPr>
             <w:rStyle w:val="Hyperlink"/>
@@ -5167,8 +5160,8 @@
         </w:r>
       </w:hyperlink>
     </w:p>
-    <w:bookmarkEnd w:id="79"/>
-    <w:bookmarkStart w:id="81" w:name="ref-bortolon2018a"/>
+    <w:bookmarkEnd w:id="80"/>
+    <w:bookmarkStart w:id="82" w:name="ref-bortolon2018a"/>
     <w:p>
       <w:pPr>
         <w:pStyle w:val="Bibliography"/>
@@ -5181,8 +5174,8 @@
       </w:r>
       <w:r>
         <w:rPr>
-          <w:iCs/>
-          <w:i/>
+          <w:i/>
+          <w:iCs/>
         </w:rPr>
         <w:t xml:space="preserve">Psychonomic Bulletin &amp; Review</w:t>
       </w:r>
@@ -5194,8 +5187,8 @@
       </w:r>
       <w:r>
         <w:rPr>
-          <w:iCs/>
-          <w:i/>
+          <w:i/>
+          <w:iCs/>
         </w:rPr>
         <w:t xml:space="preserve">25</w:t>
       </w:r>
@@ -5205,7 +5198,7 @@
       <w:r>
         <w:t xml:space="preserve"> </w:t>
       </w:r>
-      <w:hyperlink r:id="rId80">
+      <w:hyperlink r:id="rId81">
         <w:r>
           <w:rPr>
             <w:rStyle w:val="Hyperlink"/>
@@ -5214,8 +5207,8 @@
         </w:r>
       </w:hyperlink>
     </w:p>
-    <w:bookmarkEnd w:id="81"/>
-    <w:bookmarkStart w:id="83" w:name="ref-burton2013a"/>
+    <w:bookmarkEnd w:id="82"/>
+    <w:bookmarkStart w:id="84" w:name="ref-burton2013a"/>
     <w:p>
       <w:pPr>
         <w:pStyle w:val="Bibliography"/>
@@ -5228,8 +5221,8 @@
       </w:r>
       <w:r>
         <w:rPr>
-          <w:iCs/>
-          <w:i/>
+          <w:i/>
+          <w:iCs/>
         </w:rPr>
         <w:t xml:space="preserve">The Quarterly Journal of Experimental Psychology</w:t>
       </w:r>
@@ -5241,8 +5234,8 @@
       </w:r>
       <w:r>
         <w:rPr>
-          <w:iCs/>
-          <w:i/>
+          <w:i/>
+          <w:iCs/>
         </w:rPr>
         <w:t xml:space="preserve">66</w:t>
       </w:r>
@@ -5252,7 +5245,7 @@
       <w:r>
         <w:t xml:space="preserve"> </w:t>
       </w:r>
-      <w:hyperlink r:id="rId82">
+      <w:hyperlink r:id="rId83">
         <w:r>
           <w:rPr>
             <w:rStyle w:val="Hyperlink"/>
@@ -5261,8 +5254,8 @@
         </w:r>
       </w:hyperlink>
     </w:p>
-    <w:bookmarkEnd w:id="83"/>
-    <w:bookmarkStart w:id="85" w:name="ref-burton2011a"/>
+    <w:bookmarkEnd w:id="84"/>
+    <w:bookmarkStart w:id="86" w:name="ref-burton2011a"/>
     <w:p>
       <w:pPr>
         <w:pStyle w:val="Bibliography"/>
@@ -5275,8 +5268,8 @@
       </w:r>
       <w:r>
         <w:rPr>
-          <w:iCs/>
-          <w:i/>
+          <w:i/>
+          <w:iCs/>
         </w:rPr>
         <w:t xml:space="preserve">British Journal of Psychology</w:t>
       </w:r>
@@ -5288,8 +5281,8 @@
       </w:r>
       <w:r>
         <w:rPr>
-          <w:iCs/>
-          <w:i/>
+          <w:i/>
+          <w:iCs/>
         </w:rPr>
         <w:t xml:space="preserve">102</w:t>
       </w:r>
@@ -5299,7 +5292,7 @@
       <w:r>
         <w:t xml:space="preserve"> </w:t>
       </w:r>
-      <w:hyperlink r:id="rId84">
+      <w:hyperlink r:id="rId85">
         <w:r>
           <w:rPr>
             <w:rStyle w:val="Hyperlink"/>
@@ -5308,8 +5301,8 @@
         </w:r>
       </w:hyperlink>
     </w:p>
-    <w:bookmarkEnd w:id="85"/>
-    <w:bookmarkStart w:id="87" w:name="ref-burton2016a"/>
+    <w:bookmarkEnd w:id="86"/>
+    <w:bookmarkStart w:id="88" w:name="ref-burton2016a"/>
     <w:p>
       <w:pPr>
         <w:pStyle w:val="Bibliography"/>
@@ -5322,8 +5315,8 @@
       </w:r>
       <w:r>
         <w:rPr>
-          <w:iCs/>
-          <w:i/>
+          <w:i/>
+          <w:iCs/>
         </w:rPr>
         <w:t xml:space="preserve">Cognitive Science</w:t>
       </w:r>
@@ -5335,8 +5328,8 @@
       </w:r>
       <w:r>
         <w:rPr>
-          <w:iCs/>
-          <w:i/>
+          <w:i/>
+          <w:iCs/>
         </w:rPr>
         <w:t xml:space="preserve">40</w:t>
       </w:r>
@@ -5346,7 +5339,7 @@
       <w:r>
         <w:t xml:space="preserve"> </w:t>
       </w:r>
-      <w:hyperlink r:id="rId86">
+      <w:hyperlink r:id="rId87">
         <w:r>
           <w:rPr>
             <w:rStyle w:val="Hyperlink"/>
@@ -5355,8 +5348,8 @@
         </w:r>
       </w:hyperlink>
     </w:p>
-    <w:bookmarkEnd w:id="87"/>
-    <w:bookmarkStart w:id="89" w:name="ref-burton2015a"/>
+    <w:bookmarkEnd w:id="88"/>
+    <w:bookmarkStart w:id="90" w:name="ref-burton2015a"/>
     <w:p>
       <w:pPr>
         <w:pStyle w:val="Bibliography"/>
@@ -5369,8 +5362,8 @@
       </w:r>
       <w:r>
         <w:rPr>
-          <w:iCs/>
-          <w:i/>
+          <w:i/>
+          <w:iCs/>
         </w:rPr>
         <w:t xml:space="preserve">Perspectives on Psychological Science</w:t>
       </w:r>
@@ -5382,8 +5375,8 @@
       </w:r>
       <w:r>
         <w:rPr>
-          <w:iCs/>
-          <w:i/>
+          <w:i/>
+          <w:iCs/>
         </w:rPr>
         <w:t xml:space="preserve">10</w:t>
       </w:r>
@@ -5393,7 +5386,7 @@
       <w:r>
         <w:t xml:space="preserve"> </w:t>
       </w:r>
-      <w:hyperlink r:id="rId88">
+      <w:hyperlink r:id="rId89">
         <w:r>
           <w:rPr>
             <w:rStyle w:val="Hyperlink"/>
@@ -5402,8 +5395,8 @@
         </w:r>
       </w:hyperlink>
     </w:p>
-    <w:bookmarkEnd w:id="89"/>
-    <w:bookmarkStart w:id="91" w:name="ref-burton1999a"/>
+    <w:bookmarkEnd w:id="90"/>
+    <w:bookmarkStart w:id="92" w:name="ref-burton1999a"/>
     <w:p>
       <w:pPr>
         <w:pStyle w:val="Bibliography"/>
@@ -5416,8 +5409,8 @@
       </w:r>
       <w:r>
         <w:rPr>
-          <w:iCs/>
-          <w:i/>
+          <w:i/>
+          <w:iCs/>
         </w:rPr>
         <w:t xml:space="preserve">Psychological Science</w:t>
       </w:r>
@@ -5429,8 +5422,8 @@
       </w:r>
       <w:r>
         <w:rPr>
-          <w:iCs/>
-          <w:i/>
+          <w:i/>
+          <w:iCs/>
         </w:rPr>
         <w:t xml:space="preserve">10</w:t>
       </w:r>
@@ -5440,7 +5433,7 @@
       <w:r>
         <w:t xml:space="preserve"> </w:t>
       </w:r>
-      <w:hyperlink r:id="rId90">
+      <w:hyperlink r:id="rId91">
         <w:r>
           <w:rPr>
             <w:rStyle w:val="Hyperlink"/>
@@ -5449,8 +5442,8 @@
         </w:r>
       </w:hyperlink>
     </w:p>
-    <w:bookmarkEnd w:id="91"/>
-    <w:bookmarkStart w:id="93" w:name="ref-caharel2014a"/>
+    <w:bookmarkEnd w:id="92"/>
+    <w:bookmarkStart w:id="94" w:name="ref-caharel2014a"/>
     <w:p>
       <w:pPr>
         <w:pStyle w:val="Bibliography"/>
@@ -5463,8 +5456,8 @@
       </w:r>
       <w:r>
         <w:rPr>
-          <w:iCs/>
-          <w:i/>
+          <w:i/>
+          <w:iCs/>
         </w:rPr>
         <w:t xml:space="preserve">Journal of Cognitive Neuroscience</w:t>
       </w:r>
@@ -5476,8 +5469,8 @@
       </w:r>
       <w:r>
         <w:rPr>
-          <w:iCs/>
-          <w:i/>
+          <w:i/>
+          <w:iCs/>
         </w:rPr>
         <w:t xml:space="preserve">26</w:t>
       </w:r>
@@ -5487,7 +5480,7 @@
       <w:r>
         <w:t xml:space="preserve"> </w:t>
       </w:r>
-      <w:hyperlink r:id="rId92">
+      <w:hyperlink r:id="rId93">
         <w:r>
           <w:rPr>
             <w:rStyle w:val="Hyperlink"/>
@@ -5496,8 +5489,8 @@
         </w:r>
       </w:hyperlink>
     </w:p>
-    <w:bookmarkEnd w:id="93"/>
-    <w:bookmarkStart w:id="95" w:name="ref-caharel2021a"/>
+    <w:bookmarkEnd w:id="94"/>
+    <w:bookmarkStart w:id="96" w:name="ref-caharel2021a"/>
     <w:p>
       <w:pPr>
         <w:pStyle w:val="Bibliography"/>
@@ -5510,8 +5503,8 @@
       </w:r>
       <w:r>
         <w:rPr>
-          <w:iCs/>
-          <w:i/>
+          <w:i/>
+          <w:iCs/>
         </w:rPr>
         <w:t xml:space="preserve">Neuroscience</w:t>
       </w:r>
@@ -5523,8 +5516,8 @@
       </w:r>
       <w:r>
         <w:rPr>
-          <w:iCs/>
-          <w:i/>
+          <w:i/>
+          <w:iCs/>
         </w:rPr>
         <w:t xml:space="preserve">458</w:t>
       </w:r>
@@ -5534,7 +5527,7 @@
       <w:r>
         <w:t xml:space="preserve"> </w:t>
       </w:r>
-      <w:hyperlink r:id="rId94">
+      <w:hyperlink r:id="rId95">
         <w:r>
           <w:rPr>
             <w:rStyle w:val="Hyperlink"/>
@@ -5543,8 +5536,8 @@
         </w:r>
       </w:hyperlink>
     </w:p>
-    <w:bookmarkEnd w:id="95"/>
-    <w:bookmarkStart w:id="96" w:name="ref-campbell2020a"/>
+    <w:bookmarkEnd w:id="96"/>
+    <w:bookmarkStart w:id="97" w:name="ref-campbell2020a"/>
     <w:p>
       <w:pPr>
         <w:pStyle w:val="Bibliography"/>
@@ -5557,8 +5550,8 @@
       </w:r>
       <w:r>
         <w:rPr>
-          <w:iCs/>
-          <w:i/>
+          <w:i/>
+          <w:iCs/>
         </w:rPr>
         <w:t xml:space="preserve">Neuropsychologia</w:t>
       </w:r>
@@ -5570,8 +5563,8 @@
       </w:r>
       <w:r>
         <w:rPr>
-          <w:iCs/>
-          <w:i/>
+          <w:i/>
+          <w:iCs/>
         </w:rPr>
         <w:t xml:space="preserve">141</w:t>
       </w:r>
@@ -5579,8 +5572,8 @@
         <w:t xml:space="preserve">, 1–12.</w:t>
       </w:r>
     </w:p>
-    <w:bookmarkEnd w:id="96"/>
-    <w:bookmarkStart w:id="98" w:name="ref-campbell2021a"/>
+    <w:bookmarkEnd w:id="97"/>
+    <w:bookmarkStart w:id="99" w:name="ref-campbell2021a"/>
     <w:p>
       <w:pPr>
         <w:pStyle w:val="Bibliography"/>
@@ -5593,8 +5586,8 @@
       </w:r>
       <w:r>
         <w:rPr>
-          <w:iCs/>
-          <w:i/>
+          <w:i/>
+          <w:iCs/>
         </w:rPr>
         <w:t xml:space="preserve">Visual Cognition</w:t>
       </w:r>
@@ -5606,8 +5599,8 @@
       </w:r>
       <w:r>
         <w:rPr>
-          <w:iCs/>
-          <w:i/>
+          <w:i/>
+          <w:iCs/>
         </w:rPr>
         <w:t xml:space="preserve">29</w:t>
       </w:r>
@@ -5617,7 +5610,7 @@
       <w:r>
         <w:t xml:space="preserve"> </w:t>
       </w:r>
-      <w:hyperlink r:id="rId97">
+      <w:hyperlink r:id="rId98">
         <w:r>
           <w:rPr>
             <w:rStyle w:val="Hyperlink"/>
@@ -5626,8 +5619,8 @@
         </w:r>
       </w:hyperlink>
     </w:p>
-    <w:bookmarkEnd w:id="98"/>
-    <w:bookmarkStart w:id="100" w:name="ref-cloutier2011a"/>
+    <w:bookmarkEnd w:id="99"/>
+    <w:bookmarkStart w:id="101" w:name="ref-cloutier2011a"/>
     <w:p>
       <w:pPr>
         <w:pStyle w:val="Bibliography"/>
@@ -5640,8 +5633,8 @@
       </w:r>
       <w:r>
         <w:rPr>
-          <w:iCs/>
-          <w:i/>
+          <w:i/>
+          <w:iCs/>
         </w:rPr>
         <w:t xml:space="preserve">Social Neuroscience</w:t>
       </w:r>
@@ -5653,8 +5646,8 @@
       </w:r>
       <w:r>
         <w:rPr>
-          <w:iCs/>
-          <w:i/>
+          <w:i/>
+          <w:iCs/>
         </w:rPr>
         <w:t xml:space="preserve">6</w:t>
       </w:r>
@@ -5664,7 +5657,7 @@
       <w:r>
         <w:t xml:space="preserve"> </w:t>
       </w:r>
-      <w:hyperlink r:id="rId99">
+      <w:hyperlink r:id="rId100">
         <w:r>
           <w:rPr>
             <w:rStyle w:val="Hyperlink"/>
@@ -5673,8 +5666,8 @@
         </w:r>
       </w:hyperlink>
     </w:p>
-    <w:bookmarkEnd w:id="100"/>
-    <w:bookmarkStart w:id="102" w:name="ref-collins2018a"/>
+    <w:bookmarkEnd w:id="101"/>
+    <w:bookmarkStart w:id="103" w:name="ref-collins2018a"/>
     <w:p>
       <w:pPr>
         <w:pStyle w:val="Bibliography"/>
@@ -5687,8 +5680,8 @@
       </w:r>
       <w:r>
         <w:rPr>
-          <w:iCs/>
-          <w:i/>
+          <w:i/>
+          <w:iCs/>
         </w:rPr>
         <w:t xml:space="preserve">NeuroImage</w:t>
       </w:r>
@@ -5700,8 +5693,8 @@
       </w:r>
       <w:r>
         <w:rPr>
-          <w:iCs/>
-          <w:i/>
+          <w:i/>
+          <w:iCs/>
         </w:rPr>
         <w:t xml:space="preserve">181</w:t>
       </w:r>
@@ -5711,7 +5704,7 @@
       <w:r>
         <w:t xml:space="preserve"> </w:t>
       </w:r>
-      <w:hyperlink r:id="rId101">
+      <w:hyperlink r:id="rId102">
         <w:r>
           <w:rPr>
             <w:rStyle w:val="Hyperlink"/>
@@ -5720,8 +5713,8 @@
         </w:r>
       </w:hyperlink>
     </w:p>
-    <w:bookmarkEnd w:id="102"/>
-    <w:bookmarkStart w:id="104" w:name="ref-dobs2019a"/>
+    <w:bookmarkEnd w:id="103"/>
+    <w:bookmarkStart w:id="105" w:name="ref-dobs2019a"/>
     <w:p>
       <w:pPr>
         <w:pStyle w:val="Bibliography"/>
@@ -5734,8 +5727,8 @@
       </w:r>
       <w:r>
         <w:rPr>
-          <w:iCs/>
-          <w:i/>
+          <w:i/>
+          <w:iCs/>
         </w:rPr>
         <w:t xml:space="preserve">Nature Communications</w:t>
       </w:r>
@@ -5747,8 +5740,8 @@
       </w:r>
       <w:r>
         <w:rPr>
-          <w:iCs/>
-          <w:i/>
+          <w:i/>
+          <w:iCs/>
         </w:rPr>
         <w:t xml:space="preserve">10</w:t>
       </w:r>
@@ -5758,7 +5751,7 @@
       <w:r>
         <w:t xml:space="preserve"> </w:t>
       </w:r>
-      <w:hyperlink r:id="rId103">
+      <w:hyperlink r:id="rId104">
         <w:r>
           <w:rPr>
             <w:rStyle w:val="Hyperlink"/>
@@ -5767,8 +5760,8 @@
         </w:r>
       </w:hyperlink>
     </w:p>
-    <w:bookmarkEnd w:id="104"/>
-    <w:bookmarkStart w:id="106" w:name="ref-dowsett2016a"/>
+    <w:bookmarkEnd w:id="105"/>
+    <w:bookmarkStart w:id="107" w:name="ref-dowsett2016a"/>
     <w:p>
       <w:pPr>
         <w:pStyle w:val="Bibliography"/>
@@ -5781,8 +5774,8 @@
       </w:r>
       <w:r>
         <w:rPr>
-          <w:iCs/>
-          <w:i/>
+          <w:i/>
+          <w:iCs/>
         </w:rPr>
         <w:t xml:space="preserve">The Quarterly Journal of Experimental Psychology</w:t>
       </w:r>
@@ -5794,8 +5787,8 @@
       </w:r>
       <w:r>
         <w:rPr>
-          <w:iCs/>
-          <w:i/>
+          <w:i/>
+          <w:iCs/>
         </w:rPr>
         <w:t xml:space="preserve">69</w:t>
       </w:r>
@@ -5805,7 +5798,7 @@
       <w:r>
         <w:t xml:space="preserve"> </w:t>
       </w:r>
-      <w:hyperlink r:id="rId105">
+      <w:hyperlink r:id="rId106">
         <w:r>
           <w:rPr>
             <w:rStyle w:val="Hyperlink"/>
@@ -5814,8 +5807,8 @@
         </w:r>
       </w:hyperlink>
     </w:p>
-    <w:bookmarkEnd w:id="106"/>
-    <w:bookmarkStart w:id="108" w:name="ref-faul2009a"/>
+    <w:bookmarkEnd w:id="107"/>
+    <w:bookmarkStart w:id="109" w:name="ref-faul2009a"/>
     <w:p>
       <w:pPr>
         <w:pStyle w:val="Bibliography"/>
@@ -5828,8 +5821,8 @@
       </w:r>
       <w:r>
         <w:rPr>
-          <w:iCs/>
-          <w:i/>
+          <w:i/>
+          <w:iCs/>
         </w:rPr>
         <w:t xml:space="preserve">Behaviour Research Methods</w:t>
       </w:r>
@@ -5841,8 +5834,8 @@
       </w:r>
       <w:r>
         <w:rPr>
-          <w:iCs/>
-          <w:i/>
+          <w:i/>
+          <w:iCs/>
         </w:rPr>
         <w:t xml:space="preserve">41</w:t>
       </w:r>
@@ -5852,7 +5845,7 @@
       <w:r>
         <w:t xml:space="preserve"> </w:t>
       </w:r>
-      <w:hyperlink r:id="rId107">
+      <w:hyperlink r:id="rId108">
         <w:r>
           <w:rPr>
             <w:rStyle w:val="Hyperlink"/>
@@ -5861,8 +5854,8 @@
         </w:r>
       </w:hyperlink>
     </w:p>
-    <w:bookmarkEnd w:id="108"/>
-    <w:bookmarkStart w:id="110" w:name="ref-felisberti2014a"/>
+    <w:bookmarkEnd w:id="109"/>
+    <w:bookmarkStart w:id="111" w:name="ref-felisberti2014a"/>
     <w:p>
       <w:pPr>
         <w:pStyle w:val="Bibliography"/>
@@ -5875,8 +5868,8 @@
       </w:r>
       <w:r>
         <w:rPr>
-          <w:iCs/>
-          <w:i/>
+          <w:i/>
+          <w:iCs/>
         </w:rPr>
         <w:t xml:space="preserve">Psychology &amp; Neuroscience</w:t>
       </w:r>
@@ -5888,8 +5881,8 @@
       </w:r>
       <w:r>
         <w:rPr>
-          <w:iCs/>
-          <w:i/>
+          <w:i/>
+          <w:iCs/>
         </w:rPr>
         <w:t xml:space="preserve">7</w:t>
       </w:r>
@@ -5899,7 +5892,7 @@
       <w:r>
         <w:t xml:space="preserve"> </w:t>
       </w:r>
-      <w:hyperlink r:id="rId109">
+      <w:hyperlink r:id="rId110">
         <w:r>
           <w:rPr>
             <w:rStyle w:val="Hyperlink"/>
@@ -5908,8 +5901,8 @@
         </w:r>
       </w:hyperlink>
     </w:p>
-    <w:bookmarkEnd w:id="110"/>
-    <w:bookmarkStart w:id="112" w:name="ref-gerlach2022a"/>
+    <w:bookmarkEnd w:id="111"/>
+    <w:bookmarkStart w:id="113" w:name="ref-gerlach2022a"/>
     <w:p>
       <w:pPr>
         <w:pStyle w:val="Bibliography"/>
@@ -5922,8 +5915,8 @@
       </w:r>
       <w:r>
         <w:rPr>
-          <w:iCs/>
-          <w:i/>
+          <w:i/>
+          <w:iCs/>
         </w:rPr>
         <w:t xml:space="preserve">Behaviour Research Methods</w:t>
       </w:r>
@@ -5935,8 +5928,8 @@
       </w:r>
       <w:r>
         <w:rPr>
-          <w:iCs/>
-          <w:i/>
+          <w:i/>
+          <w:iCs/>
         </w:rPr>
         <w:t xml:space="preserve">1-12</w:t>
       </w:r>
@@ -5946,7 +5939,7 @@
       <w:r>
         <w:t xml:space="preserve"> </w:t>
       </w:r>
-      <w:hyperlink r:id="rId111">
+      <w:hyperlink r:id="rId112">
         <w:r>
           <w:rPr>
             <w:rStyle w:val="Hyperlink"/>
@@ -5955,8 +5948,8 @@
         </w:r>
       </w:hyperlink>
     </w:p>
-    <w:bookmarkEnd w:id="112"/>
-    <w:bookmarkStart w:id="114" w:name="ref-hancock2000a"/>
+    <w:bookmarkEnd w:id="113"/>
+    <w:bookmarkStart w:id="115" w:name="ref-hancock2000a"/>
     <w:p>
       <w:pPr>
         <w:pStyle w:val="Bibliography"/>
@@ -5969,8 +5962,8 @@
       </w:r>
       <w:r>
         <w:rPr>
-          <w:iCs/>
-          <w:i/>
+          <w:i/>
+          <w:iCs/>
         </w:rPr>
         <w:t xml:space="preserve">Trends in Cognitive Sciences</w:t>
       </w:r>
@@ -5982,8 +5975,8 @@
       </w:r>
       <w:r>
         <w:rPr>
-          <w:iCs/>
-          <w:i/>
+          <w:i/>
+          <w:iCs/>
         </w:rPr>
         <w:t xml:space="preserve">4</w:t>
       </w:r>
@@ -5993,7 +5986,7 @@
       <w:r>
         <w:t xml:space="preserve"> </w:t>
       </w:r>
-      <w:hyperlink r:id="rId113">
+      <w:hyperlink r:id="rId114">
         <w:r>
           <w:rPr>
             <w:rStyle w:val="Hyperlink"/>
@@ -6002,8 +5995,8 @@
         </w:r>
       </w:hyperlink>
     </w:p>
-    <w:bookmarkEnd w:id="114"/>
-    <w:bookmarkStart w:id="116" w:name="ref-herlitz2013a"/>
+    <w:bookmarkEnd w:id="115"/>
+    <w:bookmarkStart w:id="117" w:name="ref-herlitz2013a"/>
     <w:p>
       <w:pPr>
         <w:pStyle w:val="Bibliography"/>
@@ -6016,8 +6009,8 @@
       </w:r>
       <w:r>
         <w:rPr>
-          <w:iCs/>
-          <w:i/>
+          <w:i/>
+          <w:iCs/>
         </w:rPr>
         <w:t xml:space="preserve">Visual Cognition</w:t>
       </w:r>
@@ -6029,8 +6022,8 @@
       </w:r>
       <w:r>
         <w:rPr>
-          <w:iCs/>
-          <w:i/>
+          <w:i/>
+          <w:iCs/>
         </w:rPr>
         <w:t xml:space="preserve">21</w:t>
       </w:r>
@@ -6040,7 +6033,7 @@
       <w:r>
         <w:t xml:space="preserve"> </w:t>
       </w:r>
-      <w:hyperlink r:id="rId115">
+      <w:hyperlink r:id="rId116">
         <w:r>
           <w:rPr>
             <w:rStyle w:val="Hyperlink"/>
@@ -6049,8 +6042,8 @@
         </w:r>
       </w:hyperlink>
     </w:p>
-    <w:bookmarkEnd w:id="116"/>
-    <w:bookmarkStart w:id="118" w:name="ref-hole_effects_2002"/>
+    <w:bookmarkEnd w:id="117"/>
+    <w:bookmarkStart w:id="119" w:name="ref-hole_effects_2002"/>
     <w:p>
       <w:pPr>
         <w:pStyle w:val="Bibliography"/>
@@ -6102,8 +6095,8 @@
       </w:r>
       <w:r>
         <w:rPr>
-          <w:iCs/>
-          <w:i/>
+          <w:i/>
+          <w:iCs/>
         </w:rPr>
         <w:t xml:space="preserve">Perception</w:t>
       </w:r>
@@ -6115,8 +6108,8 @@
       </w:r>
       <w:r>
         <w:rPr>
-          <w:iCs/>
-          <w:i/>
+          <w:i/>
+          <w:iCs/>
         </w:rPr>
         <w:t xml:space="preserve">31</w:t>
       </w:r>
@@ -6126,7 +6119,7 @@
       <w:r>
         <w:t xml:space="preserve"> </w:t>
       </w:r>
-      <w:hyperlink r:id="rId117">
+      <w:hyperlink r:id="rId118">
         <w:r>
           <w:rPr>
             <w:rStyle w:val="Hyperlink"/>
@@ -6135,8 +6128,8 @@
         </w:r>
       </w:hyperlink>
     </w:p>
-    <w:bookmarkEnd w:id="118"/>
-    <w:bookmarkStart w:id="120" w:name="ref-jenkins2018a"/>
+    <w:bookmarkEnd w:id="119"/>
+    <w:bookmarkStart w:id="121" w:name="ref-jenkins2018a"/>
     <w:p>
       <w:pPr>
         <w:pStyle w:val="Bibliography"/>
@@ -6149,8 +6142,8 @@
       </w:r>
       <w:r>
         <w:rPr>
-          <w:iCs/>
-          <w:i/>
+          <w:i/>
+          <w:iCs/>
         </w:rPr>
         <w:t xml:space="preserve">B, Biological Sciences</w:t>
       </w:r>
@@ -6162,8 +6155,8 @@
       </w:r>
       <w:r>
         <w:rPr>
-          <w:iCs/>
-          <w:i/>
+          <w:i/>
+          <w:iCs/>
         </w:rPr>
         <w:t xml:space="preserve">285</w:t>
       </w:r>
@@ -6173,7 +6166,7 @@
       <w:r>
         <w:t xml:space="preserve"> </w:t>
       </w:r>
-      <w:hyperlink r:id="rId119">
+      <w:hyperlink r:id="rId120">
         <w:r>
           <w:rPr>
             <w:rStyle w:val="Hyperlink"/>
@@ -6182,8 +6175,8 @@
         </w:r>
       </w:hyperlink>
     </w:p>
-    <w:bookmarkEnd w:id="120"/>
-    <w:bookmarkStart w:id="122" w:name="ref-jenkins2011a"/>
+    <w:bookmarkEnd w:id="121"/>
+    <w:bookmarkStart w:id="123" w:name="ref-jenkins2011a"/>
     <w:p>
       <w:pPr>
         <w:pStyle w:val="Bibliography"/>
@@ -6196,8 +6189,8 @@
       </w:r>
       <w:r>
         <w:rPr>
-          <w:iCs/>
-          <w:i/>
+          <w:i/>
+          <w:iCs/>
         </w:rPr>
         <w:t xml:space="preserve">Cognition</w:t>
       </w:r>
@@ -6209,8 +6202,8 @@
       </w:r>
       <w:r>
         <w:rPr>
-          <w:iCs/>
-          <w:i/>
+          <w:i/>
+          <w:iCs/>
         </w:rPr>
         <w:t xml:space="preserve">121</w:t>
       </w:r>
@@ -6220,7 +6213,7 @@
       <w:r>
         <w:t xml:space="preserve"> </w:t>
       </w:r>
-      <w:hyperlink r:id="rId121">
+      <w:hyperlink r:id="rId122">
         <w:r>
           <w:rPr>
             <w:rStyle w:val="Hyperlink"/>
@@ -6229,8 +6222,8 @@
         </w:r>
       </w:hyperlink>
     </w:p>
-    <w:bookmarkEnd w:id="122"/>
-    <w:bookmarkStart w:id="124" w:name="ref-karimi-rouzbahani2021a"/>
+    <w:bookmarkEnd w:id="123"/>
+    <w:bookmarkStart w:id="125" w:name="ref-karimi-rouzbahani2021a"/>
     <w:p>
       <w:pPr>
         <w:pStyle w:val="Bibliography"/>
@@ -6243,8 +6236,8 @@
       </w:r>
       <w:r>
         <w:rPr>
-          <w:iCs/>
-          <w:i/>
+          <w:i/>
+          <w:iCs/>
         </w:rPr>
         <w:t xml:space="preserve">NeuroImage</w:t>
       </w:r>
@@ -6256,8 +6249,8 @@
       </w:r>
       <w:r>
         <w:rPr>
-          <w:iCs/>
-          <w:i/>
+          <w:i/>
+          <w:iCs/>
         </w:rPr>
         <w:t xml:space="preserve">233</w:t>
       </w:r>
@@ -6267,7 +6260,7 @@
       <w:r>
         <w:t xml:space="preserve"> </w:t>
       </w:r>
-      <w:hyperlink r:id="rId123">
+      <w:hyperlink r:id="rId124">
         <w:r>
           <w:rPr>
             <w:rStyle w:val="Hyperlink"/>
@@ -6276,8 +6269,8 @@
         </w:r>
       </w:hyperlink>
     </w:p>
-    <w:bookmarkEnd w:id="124"/>
-    <w:bookmarkStart w:id="126" w:name="ref-keyes2012a"/>
+    <w:bookmarkEnd w:id="125"/>
+    <w:bookmarkStart w:id="127" w:name="ref-keyes2012a"/>
     <w:p>
       <w:pPr>
         <w:pStyle w:val="Bibliography"/>
@@ -6290,8 +6283,8 @@
       </w:r>
       <w:r>
         <w:rPr>
-          <w:iCs/>
-          <w:i/>
+          <w:i/>
+          <w:iCs/>
         </w:rPr>
         <w:t xml:space="preserve">The Quarterly Journal of Experimental Psychology</w:t>
       </w:r>
@@ -6303,8 +6296,8 @@
       </w:r>
       <w:r>
         <w:rPr>
-          <w:iCs/>
-          <w:i/>
+          <w:i/>
+          <w:iCs/>
         </w:rPr>
         <w:t xml:space="preserve">65</w:t>
       </w:r>
@@ -6314,7 +6307,7 @@
       <w:r>
         <w:t xml:space="preserve"> </w:t>
       </w:r>
-      <w:hyperlink r:id="rId125">
+      <w:hyperlink r:id="rId126">
         <w:r>
           <w:rPr>
             <w:rStyle w:val="Hyperlink"/>
@@ -6323,8 +6316,8 @@
         </w:r>
       </w:hyperlink>
     </w:p>
-    <w:bookmarkEnd w:id="126"/>
-    <w:bookmarkStart w:id="128" w:name="ref-keyes2010a"/>
+    <w:bookmarkEnd w:id="127"/>
+    <w:bookmarkStart w:id="129" w:name="ref-keyes2010a"/>
     <w:p>
       <w:pPr>
         <w:pStyle w:val="Bibliography"/>
@@ -6349,8 +6342,8 @@
       </w:r>
       <w:r>
         <w:rPr>
-          <w:iCs/>
-          <w:i/>
+          <w:i/>
+          <w:iCs/>
         </w:rPr>
         <w:t xml:space="preserve">The Quarterly Journal of Experimental Psychology</w:t>
       </w:r>
@@ -6362,8 +6355,8 @@
       </w:r>
       <w:r>
         <w:rPr>
-          <w:iCs/>
-          <w:i/>
+          <w:i/>
+          <w:iCs/>
         </w:rPr>
         <w:t xml:space="preserve">63</w:t>
       </w:r>
@@ -6373,7 +6366,7 @@
       <w:r>
         <w:t xml:space="preserve"> </w:t>
       </w:r>
-      <w:hyperlink r:id="rId127">
+      <w:hyperlink r:id="rId128">
         <w:r>
           <w:rPr>
             <w:rStyle w:val="Hyperlink"/>
@@ -6382,8 +6375,8 @@
         </w:r>
       </w:hyperlink>
     </w:p>
-    <w:bookmarkEnd w:id="128"/>
-    <w:bookmarkStart w:id="130" w:name="ref-kloth2006a"/>
+    <w:bookmarkEnd w:id="129"/>
+    <w:bookmarkStart w:id="131" w:name="ref-kloth2006a"/>
     <w:p>
       <w:pPr>
         <w:pStyle w:val="Bibliography"/>
@@ -6396,8 +6389,8 @@
       </w:r>
       <w:r>
         <w:rPr>
-          <w:iCs/>
-          <w:i/>
+          <w:i/>
+          <w:iCs/>
         </w:rPr>
         <w:t xml:space="preserve">European Journal of Neuroscience</w:t>
       </w:r>
@@ -6409,8 +6402,8 @@
       </w:r>
       <w:r>
         <w:rPr>
-          <w:iCs/>
-          <w:i/>
+          <w:i/>
+          <w:iCs/>
         </w:rPr>
         <w:t xml:space="preserve">24</w:t>
       </w:r>
@@ -6420,7 +6413,7 @@
       <w:r>
         <w:t xml:space="preserve"> </w:t>
       </w:r>
-      <w:hyperlink r:id="rId129">
+      <w:hyperlink r:id="rId130">
         <w:r>
           <w:rPr>
             <w:rStyle w:val="Hyperlink"/>
@@ -6429,8 +6422,8 @@
         </w:r>
       </w:hyperlink>
     </w:p>
-    <w:bookmarkEnd w:id="130"/>
-    <w:bookmarkStart w:id="132" w:name="ref-kramer2018a"/>
+    <w:bookmarkEnd w:id="131"/>
+    <w:bookmarkStart w:id="133" w:name="ref-kramer2018a"/>
     <w:p>
       <w:pPr>
         <w:pStyle w:val="Bibliography"/>
@@ -6443,8 +6436,8 @@
       </w:r>
       <w:r>
         <w:rPr>
-          <w:iCs/>
-          <w:i/>
+          <w:i/>
+          <w:iCs/>
         </w:rPr>
         <w:t xml:space="preserve">Cognition</w:t>
       </w:r>
@@ -6456,8 +6449,8 @@
       </w:r>
       <w:r>
         <w:rPr>
-          <w:iCs/>
-          <w:i/>
+          <w:i/>
+          <w:iCs/>
         </w:rPr>
         <w:t xml:space="preserve">172</w:t>
       </w:r>
@@ -6467,7 +6460,7 @@
       <w:r>
         <w:t xml:space="preserve"> </w:t>
       </w:r>
-      <w:hyperlink r:id="rId131">
+      <w:hyperlink r:id="rId132">
         <w:r>
           <w:rPr>
             <w:rStyle w:val="Hyperlink"/>
@@ -6476,8 +6469,8 @@
         </w:r>
       </w:hyperlink>
     </w:p>
-    <w:bookmarkEnd w:id="132"/>
-    <w:bookmarkStart w:id="134" w:name="ref-kramer2017a"/>
+    <w:bookmarkEnd w:id="133"/>
+    <w:bookmarkStart w:id="135" w:name="ref-kramer2017a"/>
     <w:p>
       <w:pPr>
         <w:pStyle w:val="Bibliography"/>
@@ -6490,8 +6483,8 @@
       </w:r>
       <w:r>
         <w:rPr>
-          <w:iCs/>
-          <w:i/>
+          <w:i/>
+          <w:iCs/>
         </w:rPr>
         <w:t xml:space="preserve">Psychological Review</w:t>
       </w:r>
@@ -6503,8 +6496,8 @@
       </w:r>
       <w:r>
         <w:rPr>
-          <w:iCs/>
-          <w:i/>
+          <w:i/>
+          <w:iCs/>
         </w:rPr>
         <w:t xml:space="preserve">24</w:t>
       </w:r>
@@ -6514,7 +6507,7 @@
       <w:r>
         <w:t xml:space="preserve"> </w:t>
       </w:r>
-      <w:hyperlink r:id="rId133">
+      <w:hyperlink r:id="rId134">
         <w:r>
           <w:rPr>
             <w:rStyle w:val="Hyperlink"/>
@@ -6523,8 +6516,8 @@
         </w:r>
       </w:hyperlink>
     </w:p>
-    <w:bookmarkEnd w:id="134"/>
-    <w:bookmarkStart w:id="136" w:name="ref-lee2022a"/>
+    <w:bookmarkEnd w:id="135"/>
+    <w:bookmarkStart w:id="137" w:name="ref-lee2022a"/>
     <w:p>
       <w:pPr>
         <w:pStyle w:val="Bibliography"/>
@@ -6537,8 +6530,8 @@
       </w:r>
       <w:r>
         <w:rPr>
-          <w:iCs/>
-          <w:i/>
+          <w:i/>
+          <w:iCs/>
         </w:rPr>
         <w:t xml:space="preserve">I-Perception</w:t>
       </w:r>
@@ -6550,8 +6543,8 @@
       </w:r>
       <w:r>
         <w:rPr>
-          <w:iCs/>
-          <w:i/>
+          <w:i/>
+          <w:iCs/>
         </w:rPr>
         <w:t xml:space="preserve">13</w:t>
       </w:r>
@@ -6561,7 +6554,7 @@
       <w:r>
         <w:t xml:space="preserve"> </w:t>
       </w:r>
-      <w:hyperlink r:id="rId135">
+      <w:hyperlink r:id="rId136">
         <w:r>
           <w:rPr>
             <w:rStyle w:val="Hyperlink"/>
@@ -6570,8 +6563,8 @@
         </w:r>
       </w:hyperlink>
     </w:p>
-    <w:bookmarkEnd w:id="136"/>
-    <w:bookmarkStart w:id="138" w:name="ref-liccione2014a"/>
+    <w:bookmarkEnd w:id="137"/>
+    <w:bookmarkStart w:id="139" w:name="ref-liccione2014a"/>
     <w:p>
       <w:pPr>
         <w:pStyle w:val="Bibliography"/>
@@ -6584,8 +6577,8 @@
       </w:r>
       <w:r>
         <w:rPr>
-          <w:iCs/>
-          <w:i/>
+          <w:i/>
+          <w:iCs/>
         </w:rPr>
         <w:t xml:space="preserve">Frontiers in Human Neuroscience</w:t>
       </w:r>
@@ -6597,8 +6590,8 @@
       </w:r>
       <w:r>
         <w:rPr>
-          <w:iCs/>
-          <w:i/>
+          <w:i/>
+          <w:iCs/>
         </w:rPr>
         <w:t xml:space="preserve">8</w:t>
       </w:r>
@@ -6608,7 +6601,7 @@
       <w:r>
         <w:t xml:space="preserve"> </w:t>
       </w:r>
-      <w:hyperlink r:id="rId137">
+      <w:hyperlink r:id="rId138">
         <w:r>
           <w:rPr>
             <w:rStyle w:val="Hyperlink"/>
@@ -6617,8 +6610,8 @@
         </w:r>
       </w:hyperlink>
     </w:p>
-    <w:bookmarkEnd w:id="138"/>
-    <w:bookmarkStart w:id="140" w:name="ref-long_database_2023"/>
+    <w:bookmarkEnd w:id="139"/>
+    <w:bookmarkStart w:id="141" w:name="ref-long_database_2023"/>
     <w:p>
       <w:pPr>
         <w:pStyle w:val="Bibliography"/>
@@ -6631,8 +6624,8 @@
       </w:r>
       <w:r>
         <w:rPr>
-          <w:iCs/>
-          <w:i/>
+          <w:i/>
+          <w:iCs/>
         </w:rPr>
         <w:t xml:space="preserve">Scientific Reports</w:t>
       </w:r>
@@ -6644,8 +6637,8 @@
       </w:r>
       <w:r>
         <w:rPr>
-          <w:iCs/>
-          <w:i/>
+          <w:i/>
+          <w:iCs/>
         </w:rPr>
         <w:t xml:space="preserve">13</w:t>
       </w:r>
@@ -6655,7 +6648,7 @@
       <w:r>
         <w:t xml:space="preserve"> </w:t>
       </w:r>
-      <w:hyperlink r:id="rId139">
+      <w:hyperlink r:id="rId140">
         <w:r>
           <w:rPr>
             <w:rStyle w:val="Hyperlink"/>
@@ -6664,8 +6657,8 @@
         </w:r>
       </w:hyperlink>
     </w:p>
-    <w:bookmarkEnd w:id="140"/>
-    <w:bookmarkStart w:id="142" w:name="ref-lov2011a"/>
+    <w:bookmarkEnd w:id="141"/>
+    <w:bookmarkStart w:id="143" w:name="ref-lov2011a"/>
     <w:p>
       <w:pPr>
         <w:pStyle w:val="Bibliography"/>
@@ -6678,8 +6671,8 @@
       </w:r>
       <w:r>
         <w:rPr>
-          <w:iCs/>
-          <w:i/>
+          <w:i/>
+          <w:iCs/>
         </w:rPr>
         <w:t xml:space="preserve">Experimental Psychology</w:t>
       </w:r>
@@ -6691,8 +6684,8 @@
       </w:r>
       <w:r>
         <w:rPr>
-          <w:iCs/>
-          <w:i/>
+          <w:i/>
+          <w:iCs/>
         </w:rPr>
         <w:t xml:space="preserve">58</w:t>
       </w:r>
@@ -6702,7 +6695,7 @@
       <w:r>
         <w:t xml:space="preserve"> </w:t>
       </w:r>
-      <w:hyperlink r:id="rId141">
+      <w:hyperlink r:id="rId142">
         <w:r>
           <w:rPr>
             <w:rStyle w:val="Hyperlink"/>
@@ -6711,8 +6704,8 @@
         </w:r>
       </w:hyperlink>
     </w:p>
-    <w:bookmarkEnd w:id="142"/>
-    <w:bookmarkStart w:id="144" w:name="ref-maurer_many_2002"/>
+    <w:bookmarkEnd w:id="143"/>
+    <w:bookmarkStart w:id="145" w:name="ref-maurer_many_2002"/>
     <w:p>
       <w:pPr>
         <w:pStyle w:val="Bibliography"/>
@@ -6725,8 +6718,8 @@
       </w:r>
       <w:r>
         <w:rPr>
-          <w:iCs/>
-          <w:i/>
+          <w:i/>
+          <w:iCs/>
         </w:rPr>
         <w:t xml:space="preserve">Trends in Cognitive Sciences</w:t>
       </w:r>
@@ -6738,8 +6731,8 @@
       </w:r>
       <w:r>
         <w:rPr>
-          <w:iCs/>
-          <w:i/>
+          <w:i/>
+          <w:iCs/>
         </w:rPr>
         <w:t xml:space="preserve">6</w:t>
       </w:r>
@@ -6749,7 +6742,7 @@
       <w:r>
         <w:t xml:space="preserve"> </w:t>
       </w:r>
-      <w:hyperlink r:id="rId143">
+      <w:hyperlink r:id="rId144">
         <w:r>
           <w:rPr>
             <w:rStyle w:val="Hyperlink"/>
@@ -6758,8 +6751,8 @@
         </w:r>
       </w:hyperlink>
     </w:p>
-    <w:bookmarkEnd w:id="144"/>
-    <w:bookmarkStart w:id="146" w:name="ref-megraya2006a"/>
+    <w:bookmarkEnd w:id="145"/>
+    <w:bookmarkStart w:id="147" w:name="ref-megraya2006a"/>
     <w:p>
       <w:pPr>
         <w:pStyle w:val="Bibliography"/>
@@ -6772,8 +6765,8 @@
       </w:r>
       <w:r>
         <w:rPr>
-          <w:iCs/>
-          <w:i/>
+          <w:i/>
+          <w:iCs/>
         </w:rPr>
         <w:t xml:space="preserve">Memory &amp; Cognition</w:t>
       </w:r>
@@ -6785,8 +6778,8 @@
       </w:r>
       <w:r>
         <w:rPr>
-          <w:iCs/>
-          <w:i/>
+          <w:i/>
+          <w:iCs/>
         </w:rPr>
         <w:t xml:space="preserve">34</w:t>
       </w:r>
@@ -6796,7 +6789,7 @@
       <w:r>
         <w:t xml:space="preserve"> </w:t>
       </w:r>
-      <w:hyperlink r:id="rId145">
+      <w:hyperlink r:id="rId146">
         <w:r>
           <w:rPr>
             <w:rStyle w:val="Hyperlink"/>
@@ -6805,8 +6798,8 @@
         </w:r>
       </w:hyperlink>
     </w:p>
-    <w:bookmarkEnd w:id="146"/>
-    <w:bookmarkStart w:id="148" w:name="ref-megraya2008a"/>
+    <w:bookmarkEnd w:id="147"/>
+    <w:bookmarkStart w:id="149" w:name="ref-megraya2008a"/>
     <w:p>
       <w:pPr>
         <w:pStyle w:val="Bibliography"/>
@@ -6819,8 +6812,8 @@
       </w:r>
       <w:r>
         <w:rPr>
-          <w:iCs/>
-          <w:i/>
+          <w:i/>
+          <w:iCs/>
         </w:rPr>
         <w:t xml:space="preserve">Journal of Experimental Psychology: Applied</w:t>
       </w:r>
@@ -6832,8 +6825,8 @@
       </w:r>
       <w:r>
         <w:rPr>
-          <w:iCs/>
-          <w:i/>
+          <w:i/>
+          <w:iCs/>
         </w:rPr>
         <w:t xml:space="preserve">14</w:t>
       </w:r>
@@ -6843,7 +6836,7 @@
       <w:r>
         <w:t xml:space="preserve"> </w:t>
       </w:r>
-      <w:hyperlink r:id="rId147">
+      <w:hyperlink r:id="rId148">
         <w:r>
           <w:rPr>
             <w:rStyle w:val="Hyperlink"/>
@@ -6852,8 +6845,8 @@
         </w:r>
       </w:hyperlink>
     </w:p>
-    <w:bookmarkEnd w:id="148"/>
-    <w:bookmarkStart w:id="150" w:name="ref-mishra2019a"/>
+    <w:bookmarkEnd w:id="149"/>
+    <w:bookmarkStart w:id="151" w:name="ref-mishra2019a"/>
     <w:p>
       <w:pPr>
         <w:pStyle w:val="Bibliography"/>
@@ -6866,8 +6859,8 @@
       </w:r>
       <w:r>
         <w:rPr>
-          <w:iCs/>
-          <w:i/>
+          <w:i/>
+          <w:iCs/>
         </w:rPr>
         <w:t xml:space="preserve">Scientific Reports</w:t>
       </w:r>
@@ -6879,8 +6872,8 @@
       </w:r>
       <w:r>
         <w:rPr>
-          <w:iCs/>
-          <w:i/>
+          <w:i/>
+          <w:iCs/>
         </w:rPr>
         <w:t xml:space="preserve">9</w:t>
       </w:r>
@@ -6890,7 +6883,7 @@
       <w:r>
         <w:t xml:space="preserve"> </w:t>
       </w:r>
-      <w:hyperlink r:id="rId149">
+      <w:hyperlink r:id="rId150">
         <w:r>
           <w:rPr>
             <w:rStyle w:val="Hyperlink"/>
@@ -6899,8 +6892,8 @@
         </w:r>
       </w:hyperlink>
     </w:p>
-    <w:bookmarkEnd w:id="150"/>
-    <w:bookmarkStart w:id="152" w:name="ref-mohr2018a"/>
+    <w:bookmarkEnd w:id="151"/>
+    <w:bookmarkStart w:id="153" w:name="ref-mohr2018a"/>
     <w:p>
       <w:pPr>
         <w:pStyle w:val="Bibliography"/>
@@ -6913,8 +6906,8 @@
       </w:r>
       <w:r>
         <w:rPr>
-          <w:iCs/>
-          <w:i/>
+          <w:i/>
+          <w:iCs/>
         </w:rPr>
         <w:t xml:space="preserve">Social Cognitive and Affective Neuroscience</w:t>
       </w:r>
@@ -6926,8 +6919,8 @@
       </w:r>
       <w:r>
         <w:rPr>
-          <w:iCs/>
-          <w:i/>
+          <w:i/>
+          <w:iCs/>
         </w:rPr>
         <w:t xml:space="preserve">13</w:t>
       </w:r>
@@ -6937,7 +6930,7 @@
       <w:r>
         <w:t xml:space="preserve"> </w:t>
       </w:r>
-      <w:hyperlink r:id="rId151">
+      <w:hyperlink r:id="rId152">
         <w:r>
           <w:rPr>
             <w:rStyle w:val="Hyperlink"/>
@@ -6946,8 +6939,8 @@
         </w:r>
       </w:hyperlink>
     </w:p>
-    <w:bookmarkEnd w:id="152"/>
-    <w:bookmarkStart w:id="154" w:name="ref-murphy2015a"/>
+    <w:bookmarkEnd w:id="153"/>
+    <w:bookmarkStart w:id="155" w:name="ref-murphy2015a"/>
     <w:p>
       <w:pPr>
         <w:pStyle w:val="Bibliography"/>
@@ -6960,8 +6953,8 @@
       </w:r>
       <w:r>
         <w:rPr>
-          <w:iCs/>
-          <w:i/>
+          <w:i/>
+          <w:iCs/>
         </w:rPr>
         <w:t xml:space="preserve">Journal of Experimental Psychology: Human Perception and Performance</w:t>
       </w:r>
@@ -6973,8 +6966,8 @@
       </w:r>
       <w:r>
         <w:rPr>
-          <w:iCs/>
-          <w:i/>
+          <w:i/>
+          <w:iCs/>
         </w:rPr>
         <w:t xml:space="preserve">41</w:t>
       </w:r>
@@ -6984,7 +6977,7 @@
       <w:r>
         <w:t xml:space="preserve"> </w:t>
       </w:r>
-      <w:hyperlink r:id="rId153">
+      <w:hyperlink r:id="rId154">
         <w:r>
           <w:rPr>
             <w:rStyle w:val="Hyperlink"/>
@@ -6993,8 +6986,8 @@
         </w:r>
       </w:hyperlink>
     </w:p>
-    <w:bookmarkEnd w:id="154"/>
-    <w:bookmarkStart w:id="156" w:name="ref-oleggio2017a"/>
+    <w:bookmarkEnd w:id="155"/>
+    <w:bookmarkStart w:id="157" w:name="ref-oleggio2017a"/>
     <w:p>
       <w:pPr>
         <w:pStyle w:val="Bibliography"/>
@@ -7007,8 +7000,8 @@
       </w:r>
       <w:r>
         <w:rPr>
-          <w:iCs/>
-          <w:i/>
+          <w:i/>
+          <w:iCs/>
         </w:rPr>
         <w:t xml:space="preserve">PLoS One</w:t>
       </w:r>
@@ -7020,8 +7013,8 @@
       </w:r>
       <w:r>
         <w:rPr>
-          <w:iCs/>
-          <w:i/>
+          <w:i/>
+          <w:iCs/>
         </w:rPr>
         <w:t xml:space="preserve">12</w:t>
       </w:r>
@@ -7031,7 +7024,7 @@
       <w:r>
         <w:t xml:space="preserve"> </w:t>
       </w:r>
-      <w:hyperlink r:id="rId155">
+      <w:hyperlink r:id="rId156">
         <w:r>
           <w:rPr>
             <w:rStyle w:val="Hyperlink"/>
@@ -7040,8 +7033,8 @@
         </w:r>
       </w:hyperlink>
     </w:p>
-    <w:bookmarkEnd w:id="156"/>
-    <w:bookmarkStart w:id="158" w:name="ref-oliveira2015a"/>
+    <w:bookmarkEnd w:id="157"/>
+    <w:bookmarkStart w:id="159" w:name="ref-oliveira2015a"/>
     <w:p>
       <w:pPr>
         <w:pStyle w:val="Bibliography"/>
@@ -7054,8 +7047,8 @@
       </w:r>
       <w:r>
         <w:rPr>
-          <w:iCs/>
-          <w:i/>
+          <w:i/>
+          <w:iCs/>
         </w:rPr>
         <w:t xml:space="preserve">Psychiatry Research</w:t>
       </w:r>
@@ -7067,8 +7060,8 @@
       </w:r>
       <w:r>
         <w:rPr>
-          <w:iCs/>
-          <w:i/>
+          <w:i/>
+          <w:iCs/>
         </w:rPr>
         <w:t xml:space="preserve">229</w:t>
       </w:r>
@@ -7078,7 +7071,7 @@
       <w:r>
         <w:t xml:space="preserve"> </w:t>
       </w:r>
-      <w:hyperlink r:id="rId157">
+      <w:hyperlink r:id="rId158">
         <w:r>
           <w:rPr>
             <w:rStyle w:val="Hyperlink"/>
@@ -7087,8 +7080,8 @@
         </w:r>
       </w:hyperlink>
     </w:p>
-    <w:bookmarkEnd w:id="158"/>
-    <w:bookmarkStart w:id="160" w:name="ref-oruc2019a"/>
+    <w:bookmarkEnd w:id="159"/>
+    <w:bookmarkStart w:id="161" w:name="ref-oruc2019a"/>
     <w:p>
       <w:pPr>
         <w:pStyle w:val="Bibliography"/>
@@ -7101,8 +7094,8 @@
       </w:r>
       <w:r>
         <w:rPr>
-          <w:iCs/>
-          <w:i/>
+          <w:i/>
+          <w:iCs/>
         </w:rPr>
         <w:t xml:space="preserve">Vision Research</w:t>
       </w:r>
@@ -7114,8 +7107,8 @@
       </w:r>
       <w:r>
         <w:rPr>
-          <w:iCs/>
-          <w:i/>
+          <w:i/>
+          <w:iCs/>
         </w:rPr>
         <w:t xml:space="preserve">157</w:t>
       </w:r>
@@ -7125,7 +7118,7 @@
       <w:r>
         <w:t xml:space="preserve"> </w:t>
       </w:r>
-      <w:hyperlink r:id="rId159">
+      <w:hyperlink r:id="rId160">
         <w:r>
           <w:rPr>
             <w:rStyle w:val="Hyperlink"/>
@@ -7134,8 +7127,8 @@
         </w:r>
       </w:hyperlink>
     </w:p>
-    <w:bookmarkEnd w:id="160"/>
-    <w:bookmarkStart w:id="162" w:name="ref-pachai2017a"/>
+    <w:bookmarkEnd w:id="161"/>
+    <w:bookmarkStart w:id="163" w:name="ref-pachai2017a"/>
     <w:p>
       <w:pPr>
         <w:pStyle w:val="Bibliography"/>
@@ -7148,8 +7141,8 @@
       </w:r>
       <w:r>
         <w:rPr>
-          <w:iCs/>
-          <w:i/>
+          <w:i/>
+          <w:iCs/>
         </w:rPr>
         <w:t xml:space="preserve">Journal of Vision</w:t>
       </w:r>
@@ -7161,8 +7154,8 @@
       </w:r>
       <w:r>
         <w:rPr>
-          <w:iCs/>
-          <w:i/>
+          <w:i/>
+          <w:iCs/>
         </w:rPr>
         <w:t xml:space="preserve">17</w:t>
       </w:r>
@@ -7172,7 +7165,7 @@
       <w:r>
         <w:t xml:space="preserve"> </w:t>
       </w:r>
-      <w:hyperlink r:id="rId161">
+      <w:hyperlink r:id="rId162">
         <w:r>
           <w:rPr>
             <w:rStyle w:val="Hyperlink"/>
@@ -7181,8 +7174,8 @@
         </w:r>
       </w:hyperlink>
     </w:p>
-    <w:bookmarkEnd w:id="162"/>
-    <w:bookmarkStart w:id="164" w:name="ref-platek2009a"/>
+    <w:bookmarkEnd w:id="163"/>
+    <w:bookmarkStart w:id="165" w:name="ref-platek2009a"/>
     <w:p>
       <w:pPr>
         <w:pStyle w:val="Bibliography"/>
@@ -7195,8 +7188,8 @@
       </w:r>
       <w:r>
         <w:rPr>
-          <w:iCs/>
-          <w:i/>
+          <w:i/>
+          <w:iCs/>
         </w:rPr>
         <w:t xml:space="preserve">Neuropsychologia</w:t>
       </w:r>
@@ -7208,8 +7201,8 @@
       </w:r>
       <w:r>
         <w:rPr>
-          <w:iCs/>
-          <w:i/>
+          <w:i/>
+          <w:iCs/>
         </w:rPr>
         <w:t xml:space="preserve">47</w:t>
       </w:r>
@@ -7219,7 +7212,7 @@
       <w:r>
         <w:t xml:space="preserve"> </w:t>
       </w:r>
-      <w:hyperlink r:id="rId163">
+      <w:hyperlink r:id="rId164">
         <w:r>
           <w:rPr>
             <w:rStyle w:val="Hyperlink"/>
@@ -7228,8 +7221,8 @@
         </w:r>
       </w:hyperlink>
     </w:p>
-    <w:bookmarkEnd w:id="164"/>
-    <w:bookmarkStart w:id="166" w:name="ref-quek2021a"/>
+    <w:bookmarkEnd w:id="165"/>
+    <w:bookmarkStart w:id="167" w:name="ref-quek2021a"/>
     <w:p>
       <w:pPr>
         <w:pStyle w:val="Bibliography"/>
@@ -7242,8 +7235,8 @@
       </w:r>
       <w:r>
         <w:rPr>
-          <w:iCs/>
-          <w:i/>
+          <w:i/>
+          <w:iCs/>
         </w:rPr>
         <w:t xml:space="preserve">NeuroImage</w:t>
       </w:r>
@@ -7255,8 +7248,8 @@
       </w:r>
       <w:r>
         <w:rPr>
-          <w:iCs/>
-          <w:i/>
+          <w:i/>
+          <w:iCs/>
         </w:rPr>
         <w:t xml:space="preserve">243</w:t>
       </w:r>
@@ -7266,7 +7259,7 @@
       <w:r>
         <w:t xml:space="preserve"> </w:t>
       </w:r>
-      <w:hyperlink r:id="rId165">
+      <w:hyperlink r:id="rId166">
         <w:r>
           <w:rPr>
             <w:rStyle w:val="Hyperlink"/>
@@ -7275,8 +7268,8 @@
         </w:r>
       </w:hyperlink>
     </w:p>
-    <w:bookmarkEnd w:id="166"/>
-    <w:bookmarkStart w:id="168" w:name="ref-ramon2016a"/>
+    <w:bookmarkEnd w:id="167"/>
+    <w:bookmarkStart w:id="169" w:name="ref-ramon2016a"/>
     <w:p>
       <w:pPr>
         <w:pStyle w:val="Bibliography"/>
@@ -7289,8 +7282,8 @@
       </w:r>
       <w:r>
         <w:rPr>
-          <w:iCs/>
-          <w:i/>
+          <w:i/>
+          <w:iCs/>
         </w:rPr>
         <w:t xml:space="preserve">PeerJ</w:t>
       </w:r>
@@ -7302,8 +7295,8 @@
       </w:r>
       <w:r>
         <w:rPr>
-          <w:iCs/>
-          <w:i/>
+          <w:i/>
+          <w:iCs/>
         </w:rPr>
         <w:t xml:space="preserve">4</w:t>
       </w:r>
@@ -7313,7 +7306,7 @@
       <w:r>
         <w:t xml:space="preserve"> </w:t>
       </w:r>
-      <w:hyperlink r:id="rId167">
+      <w:hyperlink r:id="rId168">
         <w:r>
           <w:rPr>
             <w:rStyle w:val="Hyperlink"/>
@@ -7322,8 +7315,8 @@
         </w:r>
       </w:hyperlink>
     </w:p>
-    <w:bookmarkEnd w:id="168"/>
-    <w:bookmarkStart w:id="170" w:name="ref-ramon2011a"/>
+    <w:bookmarkEnd w:id="169"/>
+    <w:bookmarkStart w:id="171" w:name="ref-ramon2011a"/>
     <w:p>
       <w:pPr>
         <w:pStyle w:val="Bibliography"/>
@@ -7336,8 +7329,8 @@
       </w:r>
       <w:r>
         <w:rPr>
-          <w:iCs/>
-          <w:i/>
+          <w:i/>
+          <w:iCs/>
         </w:rPr>
         <w:t xml:space="preserve">Perception</w:t>
       </w:r>
@@ -7349,8 +7342,8 @@
       </w:r>
       <w:r>
         <w:rPr>
-          <w:iCs/>
-          <w:i/>
+          <w:i/>
+          <w:iCs/>
         </w:rPr>
         <w:t xml:space="preserve">40</w:t>
       </w:r>
@@ -7360,7 +7353,7 @@
       <w:r>
         <w:t xml:space="preserve"> </w:t>
       </w:r>
-      <w:hyperlink r:id="rId169">
+      <w:hyperlink r:id="rId170">
         <w:r>
           <w:rPr>
             <w:rStyle w:val="Hyperlink"/>
@@ -7369,8 +7362,8 @@
         </w:r>
       </w:hyperlink>
     </w:p>
-    <w:bookmarkEnd w:id="170"/>
-    <w:bookmarkStart w:id="172" w:name="ref-ramon2017a"/>
+    <w:bookmarkEnd w:id="171"/>
+    <w:bookmarkStart w:id="173" w:name="ref-ramon2017a"/>
     <w:p>
       <w:pPr>
         <w:pStyle w:val="Bibliography"/>
@@ -7383,8 +7376,8 @@
       </w:r>
       <w:r>
         <w:rPr>
-          <w:iCs/>
-          <w:i/>
+          <w:i/>
+          <w:iCs/>
         </w:rPr>
         <w:t xml:space="preserve">Visual Cognition</w:t>
       </w:r>
@@ -7396,8 +7389,8 @@
       </w:r>
       <w:r>
         <w:rPr>
-          <w:iCs/>
-          <w:i/>
+          <w:i/>
+          <w:iCs/>
         </w:rPr>
         <w:t xml:space="preserve">26</w:t>
       </w:r>
@@ -7407,7 +7400,7 @@
       <w:r>
         <w:t xml:space="preserve"> </w:t>
       </w:r>
-      <w:hyperlink r:id="rId171">
+      <w:hyperlink r:id="rId172">
         <w:r>
           <w:rPr>
             <w:rStyle w:val="Hyperlink"/>
@@ -7416,8 +7409,8 @@
         </w:r>
       </w:hyperlink>
     </w:p>
-    <w:bookmarkEnd w:id="172"/>
-    <w:bookmarkStart w:id="174" w:name="ref-redfern2019a"/>
+    <w:bookmarkEnd w:id="173"/>
+    <w:bookmarkStart w:id="175" w:name="ref-redfern2019a"/>
     <w:p>
       <w:pPr>
         <w:pStyle w:val="Bibliography"/>
@@ -7430,8 +7423,8 @@
       </w:r>
       <w:r>
         <w:rPr>
-          <w:iCs/>
-          <w:i/>
+          <w:i/>
+          <w:iCs/>
         </w:rPr>
         <w:t xml:space="preserve">Vision Research</w:t>
       </w:r>
@@ -7443,8 +7436,8 @@
       </w:r>
       <w:r>
         <w:rPr>
-          <w:iCs/>
-          <w:i/>
+          <w:i/>
+          <w:iCs/>
         </w:rPr>
         <w:t xml:space="preserve">157</w:t>
       </w:r>
@@ -7454,7 +7447,7 @@
       <w:r>
         <w:t xml:space="preserve"> </w:t>
       </w:r>
-      <w:hyperlink r:id="rId173">
+      <w:hyperlink r:id="rId174">
         <w:r>
           <w:rPr>
             <w:rStyle w:val="Hyperlink"/>
@@ -7463,8 +7456,8 @@
         </w:r>
       </w:hyperlink>
     </w:p>
-    <w:bookmarkEnd w:id="174"/>
-    <w:bookmarkStart w:id="176" w:name="ref-rhodes2012a"/>
+    <w:bookmarkEnd w:id="175"/>
+    <w:bookmarkStart w:id="177" w:name="ref-rhodes2012a"/>
     <w:p>
       <w:pPr>
         <w:pStyle w:val="Bibliography"/>
@@ -7477,8 +7470,8 @@
       </w:r>
       <w:r>
         <w:rPr>
-          <w:iCs/>
-          <w:i/>
+          <w:i/>
+          <w:iCs/>
         </w:rPr>
         <w:t xml:space="preserve">Psychological Bulletin</w:t>
       </w:r>
@@ -7490,8 +7483,8 @@
       </w:r>
       <w:r>
         <w:rPr>
-          <w:iCs/>
-          <w:i/>
+          <w:i/>
+          <w:iCs/>
         </w:rPr>
         <w:t xml:space="preserve">138</w:t>
       </w:r>
@@ -7501,7 +7494,7 @@
       <w:r>
         <w:t xml:space="preserve"> </w:t>
       </w:r>
-      <w:hyperlink r:id="rId175">
+      <w:hyperlink r:id="rId176">
         <w:r>
           <w:rPr>
             <w:rStyle w:val="Hyperlink"/>
@@ -7510,8 +7503,8 @@
         </w:r>
       </w:hyperlink>
     </w:p>
-    <w:bookmarkEnd w:id="176"/>
-    <w:bookmarkStart w:id="178" w:name="ref-rooney2012a"/>
+    <w:bookmarkEnd w:id="177"/>
+    <w:bookmarkStart w:id="179" w:name="ref-rooney2012a"/>
     <w:p>
       <w:pPr>
         <w:pStyle w:val="Bibliography"/>
@@ -7524,8 +7517,8 @@
       </w:r>
       <w:r>
         <w:rPr>
-          <w:iCs/>
-          <w:i/>
+          <w:i/>
+          <w:iCs/>
         </w:rPr>
         <w:t xml:space="preserve">Frontiers in Psychology</w:t>
       </w:r>
@@ -7537,15 +7530,15 @@
       </w:r>
       <w:r>
         <w:rPr>
-          <w:iCs/>
-          <w:i/>
+          <w:i/>
+          <w:iCs/>
         </w:rPr>
         <w:t xml:space="preserve">3</w:t>
       </w:r>
       <w:r>
         <w:t xml:space="preserve">, 1–9. https://doi.org/</w:t>
       </w:r>
-      <w:hyperlink r:id="rId177">
+      <w:hyperlink r:id="rId178">
         <w:r>
           <w:rPr>
             <w:rStyle w:val="Hyperlink"/>
@@ -7554,8 +7547,8 @@
         </w:r>
       </w:hyperlink>
     </w:p>
-    <w:bookmarkEnd w:id="178"/>
-    <w:bookmarkStart w:id="180" w:name="ref-rossion_picture-plane_2008"/>
+    <w:bookmarkEnd w:id="179"/>
+    <w:bookmarkStart w:id="181" w:name="ref-rossion_picture-plane_2008"/>
     <w:p>
       <w:pPr>
         <w:pStyle w:val="Bibliography"/>
@@ -7568,8 +7561,8 @@
       </w:r>
       <w:r>
         <w:rPr>
-          <w:iCs/>
-          <w:i/>
+          <w:i/>
+          <w:iCs/>
         </w:rPr>
         <w:t xml:space="preserve">Acta Psychologica</w:t>
       </w:r>
@@ -7581,8 +7574,8 @@
       </w:r>
       <w:r>
         <w:rPr>
-          <w:iCs/>
-          <w:i/>
+          <w:i/>
+          <w:iCs/>
         </w:rPr>
         <w:t xml:space="preserve">128</w:t>
       </w:r>
@@ -7592,7 +7585,7 @@
       <w:r>
         <w:t xml:space="preserve"> </w:t>
       </w:r>
-      <w:hyperlink r:id="rId179">
+      <w:hyperlink r:id="rId180">
         <w:r>
           <w:rPr>
             <w:rStyle w:val="Hyperlink"/>
@@ -7601,8 +7594,8 @@
         </w:r>
       </w:hyperlink>
     </w:p>
-    <w:bookmarkEnd w:id="180"/>
-    <w:bookmarkStart w:id="182" w:name="ref-rossion_what_2019"/>
+    <w:bookmarkEnd w:id="181"/>
+    <w:bookmarkStart w:id="183" w:name="ref-rossion_what_2019"/>
     <w:p>
       <w:pPr>
         <w:pStyle w:val="Bibliography"/>
@@ -7615,8 +7608,8 @@
       </w:r>
       <w:r>
         <w:rPr>
-          <w:iCs/>
-          <w:i/>
+          <w:i/>
+          <w:iCs/>
         </w:rPr>
         <w:t xml:space="preserve">Vision Research</w:t>
       </w:r>
@@ -7628,8 +7621,8 @@
       </w:r>
       <w:r>
         <w:rPr>
-          <w:iCs/>
-          <w:i/>
+          <w:i/>
+          <w:iCs/>
         </w:rPr>
         <w:t xml:space="preserve">157</w:t>
       </w:r>
@@ -7639,7 +7632,7 @@
       <w:r>
         <w:t xml:space="preserve"> </w:t>
       </w:r>
-      <w:hyperlink r:id="rId181">
+      <w:hyperlink r:id="rId182">
         <w:r>
           <w:rPr>
             <w:rStyle w:val="Hyperlink"/>
@@ -7648,8 +7641,8 @@
         </w:r>
       </w:hyperlink>
     </w:p>
-    <w:bookmarkEnd w:id="182"/>
-    <w:bookmarkStart w:id="184" w:name="ref-sandford2014a"/>
+    <w:bookmarkEnd w:id="183"/>
+    <w:bookmarkStart w:id="185" w:name="ref-sandford2014a"/>
     <w:p>
       <w:pPr>
         <w:pStyle w:val="Bibliography"/>
@@ -7662,8 +7655,8 @@
       </w:r>
       <w:r>
         <w:rPr>
-          <w:iCs/>
-          <w:i/>
+          <w:i/>
+          <w:iCs/>
         </w:rPr>
         <w:t xml:space="preserve">Cognition</w:t>
       </w:r>
@@ -7675,8 +7668,8 @@
       </w:r>
       <w:r>
         <w:rPr>
-          <w:iCs/>
-          <w:i/>
+          <w:i/>
+          <w:iCs/>
         </w:rPr>
         <w:t xml:space="preserve">132</w:t>
       </w:r>
@@ -7686,7 +7679,7 @@
       <w:r>
         <w:t xml:space="preserve"> </w:t>
       </w:r>
-      <w:hyperlink r:id="rId183">
+      <w:hyperlink r:id="rId184">
         <w:r>
           <w:rPr>
             <w:rStyle w:val="Hyperlink"/>
@@ -7695,8 +7688,8 @@
         </w:r>
       </w:hyperlink>
     </w:p>
-    <w:bookmarkEnd w:id="184"/>
-    <w:bookmarkStart w:id="186" w:name="ref-schwartz2016a"/>
+    <w:bookmarkEnd w:id="185"/>
+    <w:bookmarkStart w:id="187" w:name="ref-schwartz2016a"/>
     <w:p>
       <w:pPr>
         <w:pStyle w:val="Bibliography"/>
@@ -7709,8 +7702,8 @@
       </w:r>
       <w:r>
         <w:rPr>
-          <w:iCs/>
-          <w:i/>
+          <w:i/>
+          <w:iCs/>
         </w:rPr>
         <w:t xml:space="preserve">Journal of Experimental Psychology: General</w:t>
       </w:r>
@@ -7722,8 +7715,8 @@
       </w:r>
       <w:r>
         <w:rPr>
-          <w:iCs/>
-          <w:i/>
+          <w:i/>
+          <w:iCs/>
         </w:rPr>
         <w:t xml:space="preserve">145</w:t>
       </w:r>
@@ -7733,7 +7726,7 @@
       <w:r>
         <w:t xml:space="preserve"> </w:t>
       </w:r>
-      <w:hyperlink r:id="rId185">
+      <w:hyperlink r:id="rId186">
         <w:r>
           <w:rPr>
             <w:rStyle w:val="Hyperlink"/>
@@ -7742,8 +7735,8 @@
         </w:r>
       </w:hyperlink>
     </w:p>
-    <w:bookmarkEnd w:id="186"/>
-    <w:bookmarkStart w:id="188" w:name="ref-schwartz2019a"/>
+    <w:bookmarkEnd w:id="187"/>
+    <w:bookmarkStart w:id="189" w:name="ref-schwartz2019a"/>
     <w:p>
       <w:pPr>
         <w:pStyle w:val="Bibliography"/>
@@ -7756,8 +7749,8 @@
       </w:r>
       <w:r>
         <w:rPr>
-          <w:iCs/>
-          <w:i/>
+          <w:i/>
+          <w:iCs/>
         </w:rPr>
         <w:t xml:space="preserve">Journal of Experimental Psychology: Learning, Memory, and Cognition</w:t>
       </w:r>
@@ -7769,8 +7762,8 @@
       </w:r>
       <w:r>
         <w:rPr>
-          <w:iCs/>
-          <w:i/>
+          <w:i/>
+          <w:iCs/>
         </w:rPr>
         <w:t xml:space="preserve">45</w:t>
       </w:r>
@@ -7780,7 +7773,7 @@
       <w:r>
         <w:t xml:space="preserve"> </w:t>
       </w:r>
-      <w:hyperlink r:id="rId187">
+      <w:hyperlink r:id="rId188">
         <w:r>
           <w:rPr>
             <w:rStyle w:val="Hyperlink"/>
@@ -7789,8 +7782,8 @@
         </w:r>
       </w:hyperlink>
     </w:p>
-    <w:bookmarkEnd w:id="188"/>
-    <w:bookmarkStart w:id="190" w:name="ref-smith2016a"/>
+    <w:bookmarkEnd w:id="189"/>
+    <w:bookmarkStart w:id="191" w:name="ref-smith2016a"/>
     <w:p>
       <w:pPr>
         <w:pStyle w:val="Bibliography"/>
@@ -7803,8 +7796,8 @@
       </w:r>
       <w:r>
         <w:rPr>
-          <w:iCs/>
-          <w:i/>
+          <w:i/>
+          <w:iCs/>
         </w:rPr>
         <w:t xml:space="preserve">Journal of Experimental Psychology: Human Perception and Performance</w:t>
       </w:r>
@@ -7816,8 +7809,8 @@
       </w:r>
       <w:r>
         <w:rPr>
-          <w:iCs/>
-          <w:i/>
+          <w:i/>
+          <w:iCs/>
         </w:rPr>
         <w:t xml:space="preserve">42</w:t>
       </w:r>
@@ -7827,7 +7820,7 @@
       <w:r>
         <w:t xml:space="preserve"> </w:t>
       </w:r>
-      <w:hyperlink r:id="rId189">
+      <w:hyperlink r:id="rId190">
         <w:r>
           <w:rPr>
             <w:rStyle w:val="Hyperlink"/>
@@ -7836,8 +7829,8 @@
         </w:r>
       </w:hyperlink>
     </w:p>
-    <w:bookmarkEnd w:id="190"/>
-    <w:bookmarkStart w:id="192" w:name="ref-taubert2011a"/>
+    <w:bookmarkEnd w:id="191"/>
+    <w:bookmarkStart w:id="193" w:name="ref-taubert2011a"/>
     <w:p>
       <w:pPr>
         <w:pStyle w:val="Bibliography"/>
@@ -7850,8 +7843,8 @@
       </w:r>
       <w:r>
         <w:rPr>
-          <w:iCs/>
-          <w:i/>
+          <w:i/>
+          <w:iCs/>
         </w:rPr>
         <w:t xml:space="preserve">Vision Research</w:t>
       </w:r>
@@ -7863,8 +7856,8 @@
       </w:r>
       <w:r>
         <w:rPr>
-          <w:iCs/>
-          <w:i/>
+          <w:i/>
+          <w:iCs/>
         </w:rPr>
         <w:t xml:space="preserve">51</w:t>
       </w:r>
@@ -7874,7 +7867,7 @@
       <w:r>
         <w:t xml:space="preserve"> </w:t>
       </w:r>
-      <w:hyperlink r:id="rId191">
+      <w:hyperlink r:id="rId192">
         <w:r>
           <w:rPr>
             <w:rStyle w:val="Hyperlink"/>
@@ -7883,8 +7876,8 @@
         </w:r>
       </w:hyperlink>
     </w:p>
-    <w:bookmarkEnd w:id="192"/>
-    <w:bookmarkStart w:id="194" w:name="ref-taubert_effect_2015"/>
+    <w:bookmarkEnd w:id="193"/>
+    <w:bookmarkStart w:id="195" w:name="ref-taubert_effect_2015"/>
     <w:p>
       <w:pPr>
         <w:pStyle w:val="Bibliography"/>
@@ -7906,8 +7899,8 @@
       </w:r>
       <w:r>
         <w:rPr>
-          <w:iCs/>
-          <w:i/>
+          <w:i/>
+          <w:iCs/>
         </w:rPr>
         <w:t xml:space="preserve">Journal of Neurophysiology</w:t>
       </w:r>
@@ -7919,8 +7912,8 @@
       </w:r>
       <w:r>
         <w:rPr>
-          <w:iCs/>
-          <w:i/>
+          <w:i/>
+          <w:iCs/>
         </w:rPr>
         <w:t xml:space="preserve">113</w:t>
       </w:r>
@@ -7930,7 +7923,7 @@
       <w:r>
         <w:t xml:space="preserve"> </w:t>
       </w:r>
-      <w:hyperlink r:id="rId193">
+      <w:hyperlink r:id="rId194">
         <w:r>
           <w:rPr>
             <w:rStyle w:val="Hyperlink"/>
@@ -7939,8 +7932,8 @@
         </w:r>
       </w:hyperlink>
     </w:p>
-    <w:bookmarkEnd w:id="194"/>
-    <w:bookmarkStart w:id="196" w:name="ref-tong1999a"/>
+    <w:bookmarkEnd w:id="195"/>
+    <w:bookmarkStart w:id="197" w:name="ref-tong1999a"/>
     <w:p>
       <w:pPr>
         <w:pStyle w:val="Bibliography"/>
@@ -7953,8 +7946,8 @@
       </w:r>
       <w:r>
         <w:rPr>
-          <w:iCs/>
-          <w:i/>
+          <w:i/>
+          <w:iCs/>
         </w:rPr>
         <w:t xml:space="preserve">Journal of Experimental Psychology: Human Perception and Performance</w:t>
       </w:r>
@@ -7966,8 +7959,8 @@
       </w:r>
       <w:r>
         <w:rPr>
-          <w:iCs/>
-          <w:i/>
+          <w:i/>
+          <w:iCs/>
         </w:rPr>
         <w:t xml:space="preserve">25</w:t>
       </w:r>
@@ -7977,7 +7970,7 @@
       <w:r>
         <w:t xml:space="preserve"> </w:t>
       </w:r>
-      <w:hyperlink r:id="rId195">
+      <w:hyperlink r:id="rId196">
         <w:r>
           <w:rPr>
             <w:rStyle w:val="Hyperlink"/>
@@ -7986,8 +7979,8 @@
         </w:r>
       </w:hyperlink>
     </w:p>
-    <w:bookmarkEnd w:id="196"/>
-    <w:bookmarkStart w:id="198" w:name="ref-tottenham2009a"/>
+    <w:bookmarkEnd w:id="197"/>
+    <w:bookmarkStart w:id="199" w:name="ref-tottenham2009a"/>
     <w:p>
       <w:pPr>
         <w:pStyle w:val="Bibliography"/>
@@ -8000,8 +7993,8 @@
       </w:r>
       <w:r>
         <w:rPr>
-          <w:iCs/>
-          <w:i/>
+          <w:i/>
+          <w:iCs/>
         </w:rPr>
         <w:t xml:space="preserve">Psychiatry Research</w:t>
       </w:r>
@@ -8013,8 +8006,8 @@
       </w:r>
       <w:r>
         <w:rPr>
-          <w:iCs/>
-          <w:i/>
+          <w:i/>
+          <w:iCs/>
         </w:rPr>
         <w:t xml:space="preserve">168</w:t>
       </w:r>
@@ -8024,7 +8017,7 @@
       <w:r>
         <w:t xml:space="preserve"> </w:t>
       </w:r>
-      <w:hyperlink r:id="rId197">
+      <w:hyperlink r:id="rId198">
         <w:r>
           <w:rPr>
             <w:rStyle w:val="Hyperlink"/>
@@ -8033,8 +8026,8 @@
         </w:r>
       </w:hyperlink>
     </w:p>
-    <w:bookmarkEnd w:id="198"/>
-    <w:bookmarkStart w:id="200" w:name="ref-towler_are_2019"/>
+    <w:bookmarkEnd w:id="199"/>
+    <w:bookmarkStart w:id="201" w:name="ref-towler_are_2019"/>
     <w:p>
       <w:pPr>
         <w:pStyle w:val="Bibliography"/>
@@ -8056,8 +8049,8 @@
       </w:r>
       <w:r>
         <w:rPr>
-          <w:iCs/>
-          <w:i/>
+          <w:i/>
+          <w:iCs/>
         </w:rPr>
         <w:t xml:space="preserve">Royal Society Open Science</w:t>
       </w:r>
@@ -8069,8 +8062,8 @@
       </w:r>
       <w:r>
         <w:rPr>
-          <w:iCs/>
-          <w:i/>
+          <w:i/>
+          <w:iCs/>
         </w:rPr>
         <w:t xml:space="preserve">6</w:t>
       </w:r>
@@ -8080,7 +8073,7 @@
       <w:r>
         <w:t xml:space="preserve"> </w:t>
       </w:r>
-      <w:hyperlink r:id="rId199">
+      <w:hyperlink r:id="rId200">
         <w:r>
           <w:rPr>
             <w:rStyle w:val="Hyperlink"/>
@@ -8089,8 +8082,8 @@
         </w:r>
       </w:hyperlink>
     </w:p>
-    <w:bookmarkEnd w:id="200"/>
-    <w:bookmarkStart w:id="201" w:name="ref-tshidzumba2019a"/>
+    <w:bookmarkEnd w:id="201"/>
+    <w:bookmarkStart w:id="202" w:name="ref-tshidzumba2019a"/>
     <w:p>
       <w:pPr>
         <w:pStyle w:val="Bibliography"/>
@@ -8103,8 +8096,8 @@
       </w:r>
       <w:r>
         <w:rPr>
-          <w:iCs/>
-          <w:i/>
+          <w:i/>
+          <w:iCs/>
         </w:rPr>
         <w:t xml:space="preserve">Gender &amp; Behaviour</w:t>
       </w:r>
@@ -8116,8 +8109,8 @@
       </w:r>
       <w:r>
         <w:rPr>
-          <w:iCs/>
-          <w:i/>
+          <w:i/>
+          <w:iCs/>
         </w:rPr>
         <w:t xml:space="preserve">17</w:t>
       </w:r>
@@ -8125,8 +8118,8 @@
         <w:t xml:space="preserve">(3), 13577–13584.</w:t>
       </w:r>
     </w:p>
-    <w:bookmarkEnd w:id="201"/>
-    <w:bookmarkStart w:id="203" w:name="ref-valentine_upside-down_1988"/>
+    <w:bookmarkEnd w:id="202"/>
+    <w:bookmarkStart w:id="204" w:name="ref-valentine_upside-down_1988"/>
     <w:p>
       <w:pPr>
         <w:pStyle w:val="Bibliography"/>
@@ -8151,8 +8144,8 @@
       </w:r>
       <w:r>
         <w:rPr>
-          <w:iCs/>
-          <w:i/>
+          <w:i/>
+          <w:iCs/>
         </w:rPr>
         <w:t xml:space="preserve">British Journal of Psychology</w:t>
       </w:r>
@@ -8164,8 +8157,8 @@
       </w:r>
       <w:r>
         <w:rPr>
-          <w:iCs/>
-          <w:i/>
+          <w:i/>
+          <w:iCs/>
         </w:rPr>
         <w:t xml:space="preserve">79</w:t>
       </w:r>
@@ -8175,7 +8168,7 @@
       <w:r>
         <w:t xml:space="preserve"> </w:t>
       </w:r>
-      <w:hyperlink r:id="rId202">
+      <w:hyperlink r:id="rId203">
         <w:r>
           <w:rPr>
             <w:rStyle w:val="Hyperlink"/>
@@ -8184,8 +8177,8 @@
         </w:r>
       </w:hyperlink>
     </w:p>
-    <w:bookmarkEnd w:id="203"/>
-    <w:bookmarkStart w:id="205" w:name="ref-waidmann_local_2022"/>
+    <w:bookmarkEnd w:id="204"/>
+    <w:bookmarkStart w:id="206" w:name="ref-waidmann_local_2022"/>
     <w:p>
       <w:pPr>
         <w:pStyle w:val="Bibliography"/>
@@ -8198,8 +8191,8 @@
       </w:r>
       <w:r>
         <w:rPr>
-          <w:iCs/>
-          <w:i/>
+          <w:i/>
+          <w:iCs/>
         </w:rPr>
         <w:t xml:space="preserve">Nature Communications</w:t>
       </w:r>
@@ -8211,8 +8204,8 @@
       </w:r>
       <w:r>
         <w:rPr>
-          <w:iCs/>
-          <w:i/>
+          <w:i/>
+          <w:iCs/>
         </w:rPr>
         <w:t xml:space="preserve">13</w:t>
       </w:r>
@@ -8222,7 +8215,7 @@
       <w:r>
         <w:t xml:space="preserve"> </w:t>
       </w:r>
-      <w:hyperlink r:id="rId204">
+      <w:hyperlink r:id="rId205">
         <w:r>
           <w:rPr>
             <w:rStyle w:val="Hyperlink"/>
@@ -8231,8 +8224,8 @@
         </w:r>
       </w:hyperlink>
     </w:p>
-    <w:bookmarkEnd w:id="205"/>
-    <w:bookmarkStart w:id="207" w:name="ref-white2016a"/>
+    <w:bookmarkEnd w:id="206"/>
+    <w:bookmarkStart w:id="208" w:name="ref-white2016a"/>
     <w:p>
       <w:pPr>
         <w:pStyle w:val="Bibliography"/>
@@ -8245,8 +8238,8 @@
       </w:r>
       <w:r>
         <w:rPr>
-          <w:iCs/>
-          <w:i/>
+          <w:i/>
+          <w:iCs/>
         </w:rPr>
         <w:t xml:space="preserve">British Journal of Psychology</w:t>
       </w:r>
@@ -8258,8 +8251,8 @@
       </w:r>
       <w:r>
         <w:rPr>
-          <w:iCs/>
-          <w:i/>
+          <w:i/>
+          <w:iCs/>
         </w:rPr>
         <w:t xml:space="preserve">107</w:t>
       </w:r>
@@ -8269,7 +8262,7 @@
       <w:r>
         <w:t xml:space="preserve"> </w:t>
       </w:r>
-      <w:hyperlink r:id="rId206">
+      <w:hyperlink r:id="rId207">
         <w:r>
           <w:rPr>
             <w:rStyle w:val="Hyperlink"/>
@@ -8278,8 +8271,8 @@
         </w:r>
       </w:hyperlink>
     </w:p>
-    <w:bookmarkEnd w:id="207"/>
-    <w:bookmarkStart w:id="209" w:name="ref-white_individual_2022"/>
+    <w:bookmarkEnd w:id="208"/>
+    <w:bookmarkStart w:id="210" w:name="ref-white_individual_2022"/>
     <w:p>
       <w:pPr>
         <w:pStyle w:val="Bibliography"/>
@@ -8292,8 +8285,8 @@
       </w:r>
       <w:r>
         <w:rPr>
-          <w:iCs/>
-          <w:i/>
+          <w:i/>
+          <w:iCs/>
         </w:rPr>
         <w:t xml:space="preserve">Nature Reviews Psychology</w:t>
       </w:r>
@@ -8305,8 +8298,8 @@
       </w:r>
       <w:r>
         <w:rPr>
-          <w:iCs/>
-          <w:i/>
+          <w:i/>
+          <w:iCs/>
         </w:rPr>
         <w:t xml:space="preserve">1</w:t>
       </w:r>
@@ -8316,7 +8309,7 @@
       <w:r>
         <w:t xml:space="preserve"> </w:t>
       </w:r>
-      <w:hyperlink r:id="rId208">
+      <w:hyperlink r:id="rId209">
         <w:r>
           <w:rPr>
             <w:rStyle w:val="Hyperlink"/>
@@ -8325,8 +8318,8 @@
         </w:r>
       </w:hyperlink>
     </w:p>
-    <w:bookmarkEnd w:id="209"/>
-    <w:bookmarkStart w:id="211" w:name="ref-wiese2021a"/>
+    <w:bookmarkEnd w:id="210"/>
+    <w:bookmarkStart w:id="212" w:name="ref-wiese2021a"/>
     <w:p>
       <w:pPr>
         <w:pStyle w:val="Bibliography"/>
@@ -8339,8 +8332,8 @@
       </w:r>
       <w:r>
         <w:rPr>
-          <w:iCs/>
-          <w:i/>
+          <w:i/>
+          <w:iCs/>
         </w:rPr>
         <w:t xml:space="preserve">Journal of Experimental Psychology: Learning, Memory, and Cognition</w:t>
       </w:r>
@@ -8352,8 +8345,8 @@
       </w:r>
       <w:r>
         <w:rPr>
-          <w:iCs/>
-          <w:i/>
+          <w:i/>
+          <w:iCs/>
         </w:rPr>
         <w:t xml:space="preserve">48</w:t>
       </w:r>
@@ -8363,7 +8356,7 @@
       <w:r>
         <w:t xml:space="preserve"> </w:t>
       </w:r>
-      <w:hyperlink r:id="rId210">
+      <w:hyperlink r:id="rId211">
         <w:r>
           <w:rPr>
             <w:rStyle w:val="Hyperlink"/>
@@ -8372,8 +8365,8 @@
         </w:r>
       </w:hyperlink>
     </w:p>
-    <w:bookmarkEnd w:id="211"/>
-    <w:bookmarkStart w:id="213" w:name="ref-wiese2019a"/>
+    <w:bookmarkEnd w:id="212"/>
+    <w:bookmarkStart w:id="214" w:name="ref-wiese2019a"/>
     <w:p>
       <w:pPr>
         <w:pStyle w:val="Bibliography"/>
@@ -8386,8 +8379,8 @@
       </w:r>
       <w:r>
         <w:rPr>
-          <w:iCs/>
-          <w:i/>
+          <w:i/>
+          <w:iCs/>
         </w:rPr>
         <w:t xml:space="preserve">Psychological Science</w:t>
       </w:r>
@@ -8399,8 +8392,8 @@
       </w:r>
       <w:r>
         <w:rPr>
-          <w:iCs/>
-          <w:i/>
+          <w:i/>
+          <w:iCs/>
         </w:rPr>
         <w:t xml:space="preserve">30</w:t>
       </w:r>
@@ -8410,7 +8403,7 @@
       <w:r>
         <w:t xml:space="preserve"> </w:t>
       </w:r>
-      <w:hyperlink r:id="rId212">
+      <w:hyperlink r:id="rId213">
         <w:r>
           <w:rPr>
             <w:rStyle w:val="Hyperlink"/>
@@ -8419,8 +8412,8 @@
         </w:r>
       </w:hyperlink>
     </w:p>
-    <w:bookmarkEnd w:id="213"/>
-    <w:bookmarkStart w:id="215" w:name="ref-yang2014a"/>
+    <w:bookmarkEnd w:id="214"/>
+    <w:bookmarkStart w:id="216" w:name="ref-yang2014a"/>
     <w:p>
       <w:pPr>
         <w:pStyle w:val="Bibliography"/>
@@ -8433,8 +8426,8 @@
       </w:r>
       <w:r>
         <w:rPr>
-          <w:iCs/>
-          <w:i/>
+          <w:i/>
+          <w:iCs/>
         </w:rPr>
         <w:t xml:space="preserve">Journal of Vision</w:t>
       </w:r>
@@ -8446,8 +8439,8 @@
       </w:r>
       <w:r>
         <w:rPr>
-          <w:iCs/>
-          <w:i/>
+          <w:i/>
+          <w:iCs/>
         </w:rPr>
         <w:t xml:space="preserve">14</w:t>
       </w:r>
@@ -8457,7 +8450,7 @@
       <w:r>
         <w:t xml:space="preserve"> </w:t>
       </w:r>
-      <w:hyperlink r:id="rId214">
+      <w:hyperlink r:id="rId215">
         <w:r>
           <w:rPr>
             <w:rStyle w:val="Hyperlink"/>
@@ -8466,8 +8459,8 @@
         </w:r>
       </w:hyperlink>
     </w:p>
-    <w:bookmarkEnd w:id="215"/>
-    <w:bookmarkStart w:id="217" w:name="ref-young2017a"/>
+    <w:bookmarkEnd w:id="216"/>
+    <w:bookmarkStart w:id="218" w:name="ref-young2017a"/>
     <w:p>
       <w:pPr>
         <w:pStyle w:val="Bibliography"/>
@@ -8480,8 +8473,8 @@
       </w:r>
       <w:r>
         <w:rPr>
-          <w:iCs/>
-          <w:i/>
+          <w:i/>
+          <w:iCs/>
         </w:rPr>
         <w:t xml:space="preserve">Trends in Cognitive Sciences</w:t>
       </w:r>
@@ -8493,8 +8486,8 @@
       </w:r>
       <w:r>
         <w:rPr>
-          <w:iCs/>
-          <w:i/>
+          <w:i/>
+          <w:iCs/>
         </w:rPr>
         <w:t xml:space="preserve">22</w:t>
       </w:r>
@@ -8504,7 +8497,7 @@
       <w:r>
         <w:t xml:space="preserve"> </w:t>
       </w:r>
-      <w:hyperlink r:id="rId216">
+      <w:hyperlink r:id="rId217">
         <w:r>
           <w:rPr>
             <w:rStyle w:val="Hyperlink"/>
@@ -8513,8 +8506,8 @@
         </w:r>
       </w:hyperlink>
     </w:p>
-    <w:bookmarkEnd w:id="217"/>
-    <w:bookmarkStart w:id="219" w:name="ref-zimmermann2019a"/>
+    <w:bookmarkEnd w:id="218"/>
+    <w:bookmarkStart w:id="220" w:name="ref-zimmermann2019a"/>
     <w:p>
       <w:pPr>
         <w:pStyle w:val="Bibliography"/>
@@ -8527,8 +8520,8 @@
       </w:r>
       <w:r>
         <w:rPr>
-          <w:iCs/>
-          <w:i/>
+          <w:i/>
+          <w:iCs/>
         </w:rPr>
         <w:t xml:space="preserve">Royal Society Open Science</w:t>
       </w:r>
@@ -8540,8 +8533,8 @@
       </w:r>
       <w:r>
         <w:rPr>
-          <w:iCs/>
-          <w:i/>
+          <w:i/>
+          <w:iCs/>
         </w:rPr>
         <w:t xml:space="preserve">6</w:t>
       </w:r>
@@ -8551,7 +8544,7 @@
       <w:r>
         <w:t xml:space="preserve"> </w:t>
       </w:r>
-      <w:hyperlink r:id="rId218">
+      <w:hyperlink r:id="rId219">
         <w:r>
           <w:rPr>
             <w:rStyle w:val="Hyperlink"/>
@@ -8560,10 +8553,10 @@
         </w:r>
       </w:hyperlink>
     </w:p>
-    <w:bookmarkEnd w:id="219"/>
     <w:bookmarkEnd w:id="220"/>
     <w:bookmarkEnd w:id="221"/>
     <w:bookmarkEnd w:id="222"/>
+    <w:bookmarkEnd w:id="223"/>
     <w:sectPr/>
   </w:body>
 </w:document>
@@ -8595,14 +8588,14 @@
 <file path=word/numbering.xml><?xml version="1.0" encoding="utf-8"?>
 <w:numbering xmlns:w="http://schemas.openxmlformats.org/wordprocessingml/2006/main">
   <w:abstractNum w:abstractNumId="990">
-    <w:nsid w:val="A990"/>
+    <w:nsid w:val="0000A990"/>
     <w:multiLevelType w:val="multilevel"/>
     <w:lvl w:ilvl="0">
       <w:numFmt w:val="bullet"/>
       <w:lvlText w:val=" "/>
       <w:lvlJc w:val="left"/>
       <w:pPr>
-        <w:ind w:left="720" w:hanging="480"/>
+        <w:ind w:left="720" w:hanging="360"/>
       </w:pPr>
     </w:lvl>
     <w:lvl w:ilvl="1">
@@ -8610,7 +8603,7 @@
       <w:lvlText w:val=" "/>
       <w:lvlJc w:val="left"/>
       <w:pPr>
-        <w:ind w:left="1440" w:hanging="480"/>
+        <w:ind w:left="1440" w:hanging="360"/>
       </w:pPr>
     </w:lvl>
     <w:lvl w:ilvl="2">
@@ -8618,7 +8611,7 @@
       <w:lvlText w:val=" "/>
       <w:lvlJc w:val="left"/>
       <w:pPr>
-        <w:ind w:left="2160" w:hanging="480"/>
+        <w:ind w:left="2160" w:hanging="360"/>
       </w:pPr>
     </w:lvl>
     <w:lvl w:ilvl="3">
@@ -8626,7 +8619,7 @@
       <w:lvlText w:val=" "/>
       <w:lvlJc w:val="left"/>
       <w:pPr>
-        <w:ind w:left="2880" w:hanging="480"/>
+        <w:ind w:left="2880" w:hanging="360"/>
       </w:pPr>
     </w:lvl>
     <w:lvl w:ilvl="4">
@@ -8634,7 +8627,7 @@
       <w:lvlText w:val=" "/>
       <w:lvlJc w:val="left"/>
       <w:pPr>
-        <w:ind w:left="3600" w:hanging="480"/>
+        <w:ind w:left="3600" w:hanging="360"/>
       </w:pPr>
     </w:lvl>
     <w:lvl w:ilvl="5">
@@ -8642,7 +8635,7 @@
       <w:lvlText w:val=" "/>
       <w:lvlJc w:val="left"/>
       <w:pPr>
-        <w:ind w:left="4320" w:hanging="480"/>
+        <w:ind w:left="4320" w:hanging="360"/>
       </w:pPr>
     </w:lvl>
     <w:lvl w:ilvl="6">
@@ -8650,7 +8643,7 @@
       <w:lvlText w:val=" "/>
       <w:lvlJc w:val="left"/>
       <w:pPr>
-        <w:ind w:left="5040" w:hanging="480"/>
+        <w:ind w:left="5040" w:hanging="360"/>
       </w:pPr>
     </w:lvl>
     <w:lvl w:ilvl="7">
@@ -8658,7 +8651,7 @@
       <w:lvlText w:val=" "/>
       <w:lvlJc w:val="left"/>
       <w:pPr>
-        <w:ind w:left="5760" w:hanging="480"/>
+        <w:ind w:left="5760" w:hanging="360"/>
       </w:pPr>
     </w:lvl>
     <w:lvl w:ilvl="8">
@@ -8666,12 +8659,12 @@
       <w:lvlText w:val=" "/>
       <w:lvlJc w:val="left"/>
       <w:pPr>
-        <w:ind w:left="6480" w:hanging="480"/>
+        <w:ind w:left="6480" w:hanging="360"/>
       </w:pPr>
     </w:lvl>
   </w:abstractNum>
   <w:abstractNum w:abstractNumId="99411">
-    <w:nsid w:val="A99411"/>
+    <w:nsid w:val="00A99411"/>
     <w:multiLevelType w:val="multilevel"/>
     <w:lvl w:ilvl="0">
       <w:start w:val="1"/>
@@ -8679,7 +8672,7 @@
       <w:lvlText w:val="%1."/>
       <w:lvlJc w:val="left"/>
       <w:pPr>
-        <w:ind w:left="720" w:hanging="480"/>
+        <w:ind w:left="720" w:hanging="360"/>
       </w:pPr>
     </w:lvl>
     <w:lvl w:ilvl="1">
@@ -8688,7 +8681,7 @@
       <w:lvlText w:val="%2."/>
       <w:lvlJc w:val="left"/>
       <w:pPr>
-        <w:ind w:left="1440" w:hanging="480"/>
+        <w:ind w:left="1440" w:hanging="360"/>
       </w:pPr>
     </w:lvl>
     <w:lvl w:ilvl="2">
@@ -8697,7 +8690,7 @@
       <w:lvlText w:val="%3."/>
       <w:lvlJc w:val="left"/>
       <w:pPr>
-        <w:ind w:left="2160" w:hanging="480"/>
+        <w:ind w:left="2160" w:hanging="360"/>
       </w:pPr>
     </w:lvl>
     <w:lvl w:ilvl="3">
@@ -8706,7 +8699,7 @@
       <w:lvlText w:val="%4."/>
       <w:lvlJc w:val="left"/>
       <w:pPr>
-        <w:ind w:left="2880" w:hanging="480"/>
+        <w:ind w:left="2880" w:hanging="360"/>
       </w:pPr>
     </w:lvl>
     <w:lvl w:ilvl="4">
@@ -8715,7 +8708,7 @@
       <w:lvlText w:val="%5."/>
       <w:lvlJc w:val="left"/>
       <w:pPr>
-        <w:ind w:left="3600" w:hanging="480"/>
+        <w:ind w:left="3600" w:hanging="360"/>
       </w:pPr>
     </w:lvl>
     <w:lvl w:ilvl="5">
@@ -8724,7 +8717,7 @@
       <w:lvlText w:val="%6."/>
       <w:lvlJc w:val="left"/>
       <w:pPr>
-        <w:ind w:left="4320" w:hanging="480"/>
+        <w:ind w:left="4320" w:hanging="360"/>
       </w:pPr>
     </w:lvl>
     <w:lvl w:ilvl="6">
@@ -8733,7 +8726,7 @@
       <w:lvlText w:val="%7."/>
       <w:lvlJc w:val="left"/>
       <w:pPr>
-        <w:ind w:left="5040" w:hanging="480"/>
+        <w:ind w:left="5040" w:hanging="360"/>
       </w:pPr>
     </w:lvl>
     <w:lvl w:ilvl="7">
@@ -8742,7 +8735,7 @@
       <w:lvlText w:val="%8."/>
       <w:lvlJc w:val="left"/>
       <w:pPr>
-        <w:ind w:left="5760" w:hanging="480"/>
+        <w:ind w:left="5760" w:hanging="360"/>
       </w:pPr>
     </w:lvl>
     <w:lvl w:ilvl="8">
@@ -8751,7 +8744,7 @@
       <w:lvlText w:val="%9."/>
       <w:lvlJc w:val="left"/>
       <w:pPr>
-        <w:ind w:left="6480" w:hanging="480"/>
+        <w:ind w:left="6480" w:hanging="360"/>
       </w:pPr>
     </w:lvl>
   </w:abstractNum>
@@ -8817,10 +8810,10 @@
     <w:name w:val="Body Text"/>
     <w:basedOn w:val="Normal"/>
     <w:link w:val="BodyTextChar"/>
+    <w:qFormat/>
     <w:pPr>
       <w:spacing w:after="180" w:before="180"/>
     </w:pPr>
-    <w:qFormat/>
   </w:style>
   <w:style w:customStyle="1" w:styleId="FirstParagraph" w:type="paragraph">
     <w:name w:val="First Paragraph"/>
@@ -8840,36 +8833,70 @@
     <w:name w:val="Title"/>
     <w:basedOn w:val="Normal"/>
     <w:next w:val="BodyText"/>
+    <w:link w:val="TitleChar"/>
+    <w:uiPriority w:val="10"/>
     <w:qFormat/>
+    <w:rsid w:val="00A10FD9"/>
     <w:pPr>
-      <w:keepNext/>
-      <w:keepLines/>
-      <w:spacing w:after="240" w:before="480"/>
+      <w:spacing w:after="80" w:line="240" w:lineRule="auto"/>
+      <w:contextualSpacing/>
       <w:jc w:val="center"/>
     </w:pPr>
     <w:rPr>
       <w:rFonts w:asciiTheme="majorHAnsi" w:cstheme="majorBidi" w:eastAsiaTheme="majorEastAsia" w:hAnsiTheme="majorHAnsi"/>
-      <w:b/>
-      <w:bCs/>
-      <w:color w:themeColor="accent1" w:themeShade="B5" w:val="345A8A"/>
-      <w:sz w:val="36"/>
-      <w:szCs w:val="36"/>
+      <w:spacing w:val="-10"/>
+      <w:kern w:val="28"/>
+      <w:sz w:val="56"/>
+      <w:szCs w:val="56"/>
+    </w:rPr>
+  </w:style>
+  <w:style w:customStyle="1" w:styleId="TitleChar" w:type="character">
+    <w:name w:val="Title Char"/>
+    <w:basedOn w:val="DefaultParagraphFont"/>
+    <w:link w:val="Title"/>
+    <w:uiPriority w:val="10"/>
+    <w:rsid w:val="00A10FD9"/>
+    <w:rPr>
+      <w:rFonts w:asciiTheme="majorHAnsi" w:cstheme="majorBidi" w:eastAsiaTheme="majorEastAsia" w:hAnsiTheme="majorHAnsi"/>
+      <w:spacing w:val="-10"/>
+      <w:kern w:val="28"/>
+      <w:sz w:val="56"/>
+      <w:szCs w:val="56"/>
     </w:rPr>
   </w:style>
   <w:style w:styleId="Subtitle" w:type="paragraph">
     <w:name w:val="Subtitle"/>
-    <w:basedOn w:val="Title"/>
+    <w:basedOn w:val="Normal"/>
     <w:next w:val="BodyText"/>
+    <w:link w:val="SubtitleChar"/>
+    <w:uiPriority w:val="11"/>
     <w:qFormat/>
+    <w:rsid w:val="00A10FD9"/>
     <w:pPr>
-      <w:keepNext/>
-      <w:keepLines/>
-      <w:spacing w:after="240" w:before="240"/>
-      <w:jc w:val="center"/>
+      <w:numPr>
+        <w:ilvl w:val="1"/>
+      </w:numPr>
     </w:pPr>
     <w:rPr>
-      <w:sz w:val="30"/>
-      <w:szCs w:val="30"/>
+      <w:rFonts w:cstheme="majorBidi" w:eastAsiaTheme="majorEastAsia"/>
+      <w:color w:themeColor="text1" w:themeTint="A6" w:val="595959"/>
+      <w:spacing w:val="15"/>
+      <w:sz w:val="28"/>
+      <w:szCs w:val="28"/>
+    </w:rPr>
+  </w:style>
+  <w:style w:customStyle="1" w:styleId="SubtitleChar" w:type="character">
+    <w:name w:val="Subtitle Char"/>
+    <w:basedOn w:val="DefaultParagraphFont"/>
+    <w:link w:val="Subtitle"/>
+    <w:uiPriority w:val="11"/>
+    <w:rsid w:val="00A10FD9"/>
+    <w:rPr>
+      <w:rFonts w:cstheme="majorBidi" w:eastAsiaTheme="majorEastAsia"/>
+      <w:color w:themeColor="text1" w:themeTint="A6" w:val="595959"/>
+      <w:spacing w:val="15"/>
+      <w:sz w:val="28"/>
+      <w:szCs w:val="28"/>
     </w:rPr>
   </w:style>
   <w:style w:customStyle="1" w:styleId="Author" w:type="paragraph">
@@ -8900,15 +8927,14 @@
     <w:pPr>
       <w:keepNext/>
       <w:keepLines/>
+      <w:spacing w:after="0" w:before="300"/>
       <w:jc w:val="center"/>
-      <w:spacing w:after="0" w:before="300"/>
     </w:pPr>
     <w:rPr>
+      <w:b/>
+      <w:color w:val="345A8A"/>
       <w:sz w:val="20"/>
       <w:szCs w:val="20"/>
-      <w:b/>
-      <w:color w:val="345A8A"/>
-      &gt;
     </w:rPr>
   </w:style>
   <w:style w:customStyle="1" w:styleId="Abstract" w:type="paragraph">
@@ -8935,191 +8961,321 @@
     <w:rPr/>
   </w:style>
   <w:style w:styleId="Heading1" w:type="paragraph">
-    <w:name w:val="Heading 1"/>
+    <w:name w:val="heading 1"/>
     <w:basedOn w:val="Normal"/>
     <w:next w:val="BodyText"/>
+    <w:link w:val="Heading1Char"/>
     <w:uiPriority w:val="9"/>
     <w:qFormat/>
+    <w:rsid w:val="00A10FD9"/>
     <w:pPr>
       <w:keepNext/>
       <w:keepLines/>
-      <w:spacing w:after="0" w:before="480"/>
+      <w:spacing w:after="80" w:before="360"/>
       <w:outlineLvl w:val="0"/>
     </w:pPr>
     <w:rPr>
       <w:rFonts w:asciiTheme="majorHAnsi" w:cstheme="majorBidi" w:eastAsiaTheme="majorEastAsia" w:hAnsiTheme="majorHAnsi"/>
-      <w:b/>
-      <w:bCs/>
-      <w:color w:themeColor="accent1" w:val="4F81BD"/>
+      <w:color w:themeColor="accent1" w:themeShade="BF" w:val="0F4761"/>
+      <w:sz w:val="40"/>
+      <w:szCs w:val="40"/>
+    </w:rPr>
+  </w:style>
+  <w:style w:styleId="Heading2" w:type="paragraph">
+    <w:name w:val="heading 2"/>
+    <w:basedOn w:val="Normal"/>
+    <w:next w:val="BodyText"/>
+    <w:link w:val="Heading2Char"/>
+    <w:uiPriority w:val="9"/>
+    <w:semiHidden/>
+    <w:unhideWhenUsed/>
+    <w:qFormat/>
+    <w:rsid w:val="00A10FD9"/>
+    <w:pPr>
+      <w:keepNext/>
+      <w:keepLines/>
+      <w:spacing w:after="80" w:before="160"/>
+      <w:outlineLvl w:val="1"/>
+    </w:pPr>
+    <w:rPr>
+      <w:rFonts w:asciiTheme="majorHAnsi" w:cstheme="majorBidi" w:eastAsiaTheme="majorEastAsia" w:hAnsiTheme="majorHAnsi"/>
+      <w:color w:themeColor="accent1" w:themeShade="BF" w:val="0F4761"/>
       <w:sz w:val="32"/>
       <w:szCs w:val="32"/>
     </w:rPr>
   </w:style>
-  <w:style w:styleId="Heading2" w:type="paragraph">
-    <w:name w:val="Heading 2"/>
+  <w:style w:styleId="Heading3" w:type="paragraph">
+    <w:name w:val="heading 3"/>
     <w:basedOn w:val="Normal"/>
     <w:next w:val="BodyText"/>
+    <w:link w:val="Heading3Char"/>
     <w:uiPriority w:val="9"/>
+    <w:semiHidden/>
     <w:unhideWhenUsed/>
     <w:qFormat/>
+    <w:rsid w:val="00A10FD9"/>
     <w:pPr>
       <w:keepNext/>
       <w:keepLines/>
-      <w:spacing w:after="0" w:before="200"/>
-      <w:outlineLvl w:val="1"/>
+      <w:spacing w:after="80" w:before="160"/>
+      <w:outlineLvl w:val="2"/>
     </w:pPr>
     <w:rPr>
-      <w:rFonts w:asciiTheme="majorHAnsi" w:cstheme="majorBidi" w:eastAsiaTheme="majorEastAsia" w:hAnsiTheme="majorHAnsi"/>
-      <w:b/>
-      <w:bCs/>
-      <w:color w:themeColor="accent1" w:val="4F81BD"/>
+      <w:rFonts w:cstheme="majorBidi" w:eastAsiaTheme="majorEastAsia"/>
+      <w:color w:themeColor="accent1" w:themeShade="BF" w:val="0F4761"/>
       <w:sz w:val="28"/>
       <w:szCs w:val="28"/>
     </w:rPr>
   </w:style>
-  <w:style w:styleId="Heading3" w:type="paragraph">
-    <w:name w:val="Heading 3"/>
+  <w:style w:styleId="Heading4" w:type="paragraph">
+    <w:name w:val="heading 4"/>
     <w:basedOn w:val="Normal"/>
     <w:next w:val="BodyText"/>
+    <w:link w:val="Heading4Char"/>
     <w:uiPriority w:val="9"/>
+    <w:semiHidden/>
     <w:unhideWhenUsed/>
     <w:qFormat/>
+    <w:rsid w:val="00A10FD9"/>
     <w:pPr>
       <w:keepNext/>
       <w:keepLines/>
-      <w:spacing w:after="0" w:before="200"/>
-      <w:outlineLvl w:val="2"/>
+      <w:spacing w:after="40" w:before="80"/>
+      <w:outlineLvl w:val="3"/>
     </w:pPr>
     <w:rPr>
-      <w:rFonts w:asciiTheme="majorHAnsi" w:cstheme="majorBidi" w:eastAsiaTheme="majorEastAsia" w:hAnsiTheme="majorHAnsi"/>
-      <w:b/>
-      <w:bCs/>
-      <w:color w:themeColor="accent1" w:val="4F81BD"/>
-      <w:sz w:val="24"/>
-      <w:szCs w:val="24"/>
+      <w:rFonts w:cstheme="majorBidi" w:eastAsiaTheme="majorEastAsia"/>
+      <w:i/>
+      <w:iCs/>
+      <w:color w:themeColor="accent1" w:themeShade="BF" w:val="0F4761"/>
     </w:rPr>
   </w:style>
-  <w:style w:styleId="Heading4" w:type="paragraph">
-    <w:name w:val="Heading 4"/>
+  <w:style w:styleId="Heading5" w:type="paragraph">
+    <w:name w:val="heading 5"/>
     <w:basedOn w:val="Normal"/>
     <w:next w:val="BodyText"/>
+    <w:link w:val="Heading5Char"/>
     <w:uiPriority w:val="9"/>
+    <w:semiHidden/>
     <w:unhideWhenUsed/>
     <w:qFormat/>
+    <w:rsid w:val="00A10FD9"/>
     <w:pPr>
       <w:keepNext/>
       <w:keepLines/>
-      <w:spacing w:after="0" w:before="200"/>
-      <w:outlineLvl w:val="3"/>
+      <w:spacing w:after="40" w:before="80"/>
+      <w:outlineLvl w:val="4"/>
     </w:pPr>
     <w:rPr>
-      <w:rFonts w:asciiTheme="majorHAnsi" w:cstheme="majorBidi" w:eastAsiaTheme="majorEastAsia" w:hAnsiTheme="majorHAnsi"/>
-      <w:i/>
-      <w:bCs/>
-      <w:color w:themeColor="accent1" w:val="4F81BD"/>
-      <w:sz w:val="24"/>
-      <w:szCs w:val="24"/>
+      <w:rFonts w:cstheme="majorBidi" w:eastAsiaTheme="majorEastAsia"/>
+      <w:color w:themeColor="accent1" w:themeShade="BF" w:val="0F4761"/>
     </w:rPr>
   </w:style>
-  <w:style w:styleId="Heading5" w:type="paragraph">
-    <w:name w:val="Heading 5"/>
+  <w:style w:styleId="Heading6" w:type="paragraph">
+    <w:name w:val="heading 6"/>
     <w:basedOn w:val="Normal"/>
     <w:next w:val="BodyText"/>
+    <w:link w:val="Heading6Char"/>
     <w:uiPriority w:val="9"/>
+    <w:semiHidden/>
     <w:unhideWhenUsed/>
     <w:qFormat/>
+    <w:rsid w:val="00A10FD9"/>
     <w:pPr>
       <w:keepNext/>
       <w:keepLines/>
-      <w:spacing w:after="0" w:before="200"/>
-      <w:outlineLvl w:val="4"/>
+      <w:spacing w:after="0" w:before="40"/>
+      <w:outlineLvl w:val="5"/>
     </w:pPr>
     <w:rPr>
-      <w:rFonts w:asciiTheme="majorHAnsi" w:cstheme="majorBidi" w:eastAsiaTheme="majorEastAsia" w:hAnsiTheme="majorHAnsi"/>
+      <w:rFonts w:cstheme="majorBidi" w:eastAsiaTheme="majorEastAsia"/>
+      <w:i/>
       <w:iCs/>
-      <w:color w:themeColor="accent1" w:val="4F81BD"/>
-      <w:sz w:val="24"/>
-      <w:szCs w:val="24"/>
+      <w:color w:themeColor="text1" w:themeTint="A6" w:val="595959"/>
     </w:rPr>
   </w:style>
-  <w:style w:styleId="Heading6" w:type="paragraph">
-    <w:name w:val="Heading 6"/>
+  <w:style w:styleId="Heading7" w:type="paragraph">
+    <w:name w:val="heading 7"/>
     <w:basedOn w:val="Normal"/>
     <w:next w:val="BodyText"/>
+    <w:link w:val="Heading7Char"/>
     <w:uiPriority w:val="9"/>
+    <w:semiHidden/>
     <w:unhideWhenUsed/>
     <w:qFormat/>
+    <w:rsid w:val="00A10FD9"/>
     <w:pPr>
       <w:keepNext/>
       <w:keepLines/>
-      <w:spacing w:after="0" w:before="200"/>
-      <w:outlineLvl w:val="5"/>
+      <w:spacing w:after="0" w:before="40"/>
+      <w:outlineLvl w:val="6"/>
     </w:pPr>
     <w:rPr>
-      <w:rFonts w:asciiTheme="majorHAnsi" w:cstheme="majorBidi" w:eastAsiaTheme="majorEastAsia" w:hAnsiTheme="majorHAnsi"/>
-      <w:color w:themeColor="accent1" w:val="4F81BD"/>
-      <w:sz w:val="24"/>
-      <w:szCs w:val="24"/>
+      <w:rFonts w:cstheme="majorBidi" w:eastAsiaTheme="majorEastAsia"/>
+      <w:color w:themeColor="text1" w:themeTint="A6" w:val="595959"/>
     </w:rPr>
   </w:style>
-  <w:style w:styleId="Heading7" w:type="paragraph">
-    <w:name w:val="Heading 7"/>
+  <w:style w:styleId="Heading8" w:type="paragraph">
+    <w:name w:val="heading 8"/>
     <w:basedOn w:val="Normal"/>
     <w:next w:val="BodyText"/>
+    <w:link w:val="Heading8Char"/>
     <w:uiPriority w:val="9"/>
+    <w:semiHidden/>
     <w:unhideWhenUsed/>
     <w:qFormat/>
+    <w:rsid w:val="00A10FD9"/>
     <w:pPr>
       <w:keepNext/>
       <w:keepLines/>
-      <w:spacing w:after="0" w:before="200"/>
-      <w:outlineLvl w:val="6"/>
+      <w:spacing w:after="0"/>
+      <w:outlineLvl w:val="7"/>
     </w:pPr>
     <w:rPr>
-      <w:rFonts w:asciiTheme="majorHAnsi" w:cstheme="majorBidi" w:eastAsiaTheme="majorEastAsia" w:hAnsiTheme="majorHAnsi"/>
-      <w:color w:themeColor="accent1" w:val="4F81BD"/>
-      <w:sz w:val="24"/>
-      <w:szCs w:val="24"/>
+      <w:rFonts w:cstheme="majorBidi" w:eastAsiaTheme="majorEastAsia"/>
+      <w:i/>
+      <w:iCs/>
+      <w:color w:themeColor="text1" w:themeTint="D8" w:val="272727"/>
     </w:rPr>
   </w:style>
-  <w:style w:styleId="Heading8" w:type="paragraph">
-    <w:name w:val="Heading 8"/>
+  <w:style w:styleId="Heading9" w:type="paragraph">
+    <w:name w:val="heading 9"/>
     <w:basedOn w:val="Normal"/>
     <w:next w:val="BodyText"/>
+    <w:link w:val="Heading9Char"/>
     <w:uiPriority w:val="9"/>
+    <w:semiHidden/>
     <w:unhideWhenUsed/>
     <w:qFormat/>
+    <w:rsid w:val="00A10FD9"/>
     <w:pPr>
       <w:keepNext/>
       <w:keepLines/>
-      <w:spacing w:after="0" w:before="200"/>
-      <w:outlineLvl w:val="7"/>
-    </w:pPr>
-    <w:rPr>
-      <w:rFonts w:asciiTheme="majorHAnsi" w:cstheme="majorBidi" w:eastAsiaTheme="majorEastAsia" w:hAnsiTheme="majorHAnsi"/>
-      <w:color w:themeColor="accent1" w:val="4F81BD"/>
-      <w:sz w:val="24"/>
-      <w:szCs w:val="24"/>
-    </w:rPr>
-  </w:style>
-  <w:style w:styleId="Heading9" w:type="paragraph">
-    <w:name w:val="Heading 9"/>
-    <w:basedOn w:val="Normal"/>
-    <w:next w:val="BodyText"/>
-    <w:uiPriority w:val="9"/>
-    <w:unhideWhenUsed/>
-    <w:qFormat/>
-    <w:pPr>
-      <w:keepNext/>
-      <w:keepLines/>
-      <w:spacing w:after="0" w:before="200"/>
+      <w:spacing w:after="0"/>
       <w:outlineLvl w:val="8"/>
     </w:pPr>
     <w:rPr>
+      <w:rFonts w:cstheme="majorBidi" w:eastAsiaTheme="majorEastAsia"/>
+      <w:color w:themeColor="text1" w:themeTint="D8" w:val="272727"/>
+    </w:rPr>
+  </w:style>
+  <w:style w:customStyle="1" w:styleId="Heading1Char" w:type="character">
+    <w:name w:val="Heading 1 Char"/>
+    <w:basedOn w:val="DefaultParagraphFont"/>
+    <w:link w:val="Heading1"/>
+    <w:uiPriority w:val="9"/>
+    <w:rsid w:val="00A10FD9"/>
+    <w:rPr>
       <w:rFonts w:asciiTheme="majorHAnsi" w:cstheme="majorBidi" w:eastAsiaTheme="majorEastAsia" w:hAnsiTheme="majorHAnsi"/>
-      <w:color w:themeColor="accent1" w:val="4F81BD"/>
-      <w:sz w:val="24"/>
-      <w:szCs w:val="24"/>
+      <w:color w:themeColor="accent1" w:themeShade="BF" w:val="0F4761"/>
+      <w:sz w:val="40"/>
+      <w:szCs w:val="40"/>
+    </w:rPr>
+  </w:style>
+  <w:style w:customStyle="1" w:styleId="Heading2Char" w:type="character">
+    <w:name w:val="Heading 2 Char"/>
+    <w:basedOn w:val="DefaultParagraphFont"/>
+    <w:link w:val="Heading2"/>
+    <w:uiPriority w:val="9"/>
+    <w:semiHidden/>
+    <w:rsid w:val="00A10FD9"/>
+    <w:rPr>
+      <w:rFonts w:asciiTheme="majorHAnsi" w:cstheme="majorBidi" w:eastAsiaTheme="majorEastAsia" w:hAnsiTheme="majorHAnsi"/>
+      <w:color w:themeColor="accent1" w:themeShade="BF" w:val="0F4761"/>
+      <w:sz w:val="32"/>
+      <w:szCs w:val="32"/>
+    </w:rPr>
+  </w:style>
+  <w:style w:customStyle="1" w:styleId="Heading3Char" w:type="character">
+    <w:name w:val="Heading 3 Char"/>
+    <w:basedOn w:val="DefaultParagraphFont"/>
+    <w:link w:val="Heading3"/>
+    <w:uiPriority w:val="9"/>
+    <w:semiHidden/>
+    <w:rsid w:val="00A10FD9"/>
+    <w:rPr>
+      <w:rFonts w:cstheme="majorBidi" w:eastAsiaTheme="majorEastAsia"/>
+      <w:color w:themeColor="accent1" w:themeShade="BF" w:val="0F4761"/>
+      <w:sz w:val="28"/>
+      <w:szCs w:val="28"/>
+    </w:rPr>
+  </w:style>
+  <w:style w:customStyle="1" w:styleId="Heading4Char" w:type="character">
+    <w:name w:val="Heading 4 Char"/>
+    <w:basedOn w:val="DefaultParagraphFont"/>
+    <w:link w:val="Heading4"/>
+    <w:uiPriority w:val="9"/>
+    <w:semiHidden/>
+    <w:rsid w:val="00A10FD9"/>
+    <w:rPr>
+      <w:rFonts w:cstheme="majorBidi" w:eastAsiaTheme="majorEastAsia"/>
+      <w:i/>
+      <w:iCs/>
+      <w:color w:themeColor="accent1" w:themeShade="BF" w:val="0F4761"/>
+    </w:rPr>
+  </w:style>
+  <w:style w:customStyle="1" w:styleId="Heading5Char" w:type="character">
+    <w:name w:val="Heading 5 Char"/>
+    <w:basedOn w:val="DefaultParagraphFont"/>
+    <w:link w:val="Heading5"/>
+    <w:uiPriority w:val="9"/>
+    <w:semiHidden/>
+    <w:rsid w:val="00A10FD9"/>
+    <w:rPr>
+      <w:rFonts w:cstheme="majorBidi" w:eastAsiaTheme="majorEastAsia"/>
+      <w:color w:themeColor="accent1" w:themeShade="BF" w:val="0F4761"/>
+    </w:rPr>
+  </w:style>
+  <w:style w:customStyle="1" w:styleId="Heading6Char" w:type="character">
+    <w:name w:val="Heading 6 Char"/>
+    <w:basedOn w:val="DefaultParagraphFont"/>
+    <w:link w:val="Heading6"/>
+    <w:uiPriority w:val="9"/>
+    <w:semiHidden/>
+    <w:rsid w:val="00A10FD9"/>
+    <w:rPr>
+      <w:rFonts w:cstheme="majorBidi" w:eastAsiaTheme="majorEastAsia"/>
+      <w:i/>
+      <w:iCs/>
+      <w:color w:themeColor="text1" w:themeTint="A6" w:val="595959"/>
+    </w:rPr>
+  </w:style>
+  <w:style w:customStyle="1" w:styleId="Heading7Char" w:type="character">
+    <w:name w:val="Heading 7 Char"/>
+    <w:basedOn w:val="DefaultParagraphFont"/>
+    <w:link w:val="Heading7"/>
+    <w:uiPriority w:val="9"/>
+    <w:semiHidden/>
+    <w:rsid w:val="00A10FD9"/>
+    <w:rPr>
+      <w:rFonts w:cstheme="majorBidi" w:eastAsiaTheme="majorEastAsia"/>
+      <w:color w:themeColor="text1" w:themeTint="A6" w:val="595959"/>
+    </w:rPr>
+  </w:style>
+  <w:style w:customStyle="1" w:styleId="Heading8Char" w:type="character">
+    <w:name w:val="Heading 8 Char"/>
+    <w:basedOn w:val="DefaultParagraphFont"/>
+    <w:link w:val="Heading8"/>
+    <w:uiPriority w:val="9"/>
+    <w:semiHidden/>
+    <w:rsid w:val="00A10FD9"/>
+    <w:rPr>
+      <w:rFonts w:cstheme="majorBidi" w:eastAsiaTheme="majorEastAsia"/>
+      <w:i/>
+      <w:iCs/>
+      <w:color w:themeColor="text1" w:themeTint="D8" w:val="272727"/>
+    </w:rPr>
+  </w:style>
+  <w:style w:customStyle="1" w:styleId="Heading9Char" w:type="character">
+    <w:name w:val="Heading 9 Char"/>
+    <w:basedOn w:val="DefaultParagraphFont"/>
+    <w:link w:val="Heading9"/>
+    <w:uiPriority w:val="9"/>
+    <w:semiHidden/>
+    <w:rsid w:val="00A10FD9"/>
+    <w:rPr>
+      <w:rFonts w:cstheme="majorBidi" w:eastAsiaTheme="majorEastAsia"/>
+      <w:color w:themeColor="text1" w:themeTint="D8" w:val="272727"/>
     </w:rPr>
   </w:style>
   <w:style w:styleId="BlockText" w:type="paragraph">
@@ -9144,8 +9300,8 @@
   </w:style>
   <w:style w:styleId="FootnoteBlockText" w:type="paragraph">
     <w:name w:val="Footnote Block Text"/>
-    <w:basedOn w:val="Footnote Text"/>
-    <w:next w:val="Footnote Text"/>
+    <w:basedOn w:val="FootnoteText"/>
+    <w:next w:val="FootnoteText"/>
     <w:uiPriority w:val="9"/>
     <w:unhideWhenUsed/>
     <w:qFormat/>
@@ -9183,10 +9339,10 @@
         <w:jc w:val="left"/>
       </w:trPr>
       <w:tcPr>
-        <w:vAlign w:val="bottom"/>
         <w:tcBorders>
           <w:bottom w:val="single"/>
         </w:tcBorders>
+        <w:vAlign w:val="bottom"/>
       </w:tcPr>
     </w:tblStylePr>
   </w:style>
@@ -9302,6 +9458,7 @@
     <w:name w:val="KeywordTok"/>
     <w:basedOn w:val="VerbatimChar"/>
     <w:rPr>
+      <w:b/>
       <w:color w:val="003b4f"/>
       <w:shd w:val="clear" w:fill="f1f3f5"/>
     </w:rPr>
@@ -9406,9 +9563,9 @@
     <w:name w:val="DocumentationTok"/>
     <w:basedOn w:val="VerbatimChar"/>
     <w:rPr>
+      <w:i/>
       <w:color w:val="5e5e5e"/>
       <w:shd w:val="clear" w:fill="f1f3f5"/>
-      <w:i/>
     </w:rPr>
   </w:style>
   <w:style w:type="character" w:customStyle="1" w:styleId="AnnotationTok">
@@ -9423,9 +9580,9 @@
     <w:name w:val="CommentVarTok"/>
     <w:basedOn w:val="VerbatimChar"/>
     <w:rPr>
+      <w:i/>
       <w:color w:val="5e5e5e"/>
       <w:shd w:val="clear" w:fill="f1f3f5"/>
-      <w:i/>
     </w:rPr>
   </w:style>
   <w:style w:type="character" w:customStyle="1" w:styleId="OtherTok">
@@ -9456,6 +9613,7 @@
     <w:name w:val="ControlFlowTok"/>
     <w:basedOn w:val="VerbatimChar"/>
     <w:rPr>
+      <w:b/>
       <w:color w:val="003b4f"/>
       <w:shd w:val="clear" w:fill="f1f3f5"/>
     </w:rPr>
@@ -9520,9 +9678,9 @@
     <w:name w:val="WarningTok"/>
     <w:basedOn w:val="VerbatimChar"/>
     <w:rPr>
+      <w:i/>
       <w:color w:val="5e5e5e"/>
       <w:shd w:val="clear" w:fill="f1f3f5"/>
-      <w:i/>
     </w:rPr>
   </w:style>
   <w:style w:type="character" w:customStyle="1" w:styleId="AlertTok">
@@ -9563,44 +9721,44 @@
         <a:sysClr val="window" lastClr="FFFFFF"/>
       </a:lt1>
       <a:dk2>
-        <a:srgbClr val="1F497D"/>
+        <a:srgbClr val="0E2841"/>
       </a:dk2>
       <a:lt2>
-        <a:srgbClr val="EEECE1"/>
+        <a:srgbClr val="E8E8E8"/>
       </a:lt2>
       <a:accent1>
-        <a:srgbClr val="4F81BD"/>
+        <a:srgbClr val="156082"/>
       </a:accent1>
       <a:accent2>
-        <a:srgbClr val="C0504D"/>
+        <a:srgbClr val="E97132"/>
       </a:accent2>
       <a:accent3>
-        <a:srgbClr val="9BBB59"/>
+        <a:srgbClr val="196B24"/>
       </a:accent3>
       <a:accent4>
-        <a:srgbClr val="8064A2"/>
+        <a:srgbClr val="0F9ED5"/>
       </a:accent4>
       <a:accent5>
-        <a:srgbClr val="4BACC6"/>
+        <a:srgbClr val="A02B93"/>
       </a:accent5>
       <a:accent6>
-        <a:srgbClr val="F79646"/>
+        <a:srgbClr val="4EA72E"/>
       </a:accent6>
       <a:hlink>
-        <a:srgbClr val="0000FF"/>
+        <a:srgbClr val="467886"/>
       </a:hlink>
       <a:folHlink>
-        <a:srgbClr val="800080"/>
+        <a:srgbClr val="96607D"/>
       </a:folHlink>
     </a:clrScheme>
     <a:fontScheme name="Office">
       <a:majorFont>
-        <a:latin typeface="Calibri"/>
+        <a:latin typeface="Aptos Display" panose="02110004020202020204"/>
         <a:ea typeface=""/>
         <a:cs typeface=""/>
-        <a:font script="Jpan" typeface="ＭＳ ゴシック"/>
+        <a:font script="Jpan" typeface="游ゴシック Light"/>
         <a:font script="Hang" typeface="맑은 고딕"/>
-        <a:font script="Hans" typeface="宋体"/>
+        <a:font script="Hans" typeface="等线 Light"/>
         <a:font script="Hant" typeface="新細明體"/>
         <a:font script="Arab" typeface="Times New Roman"/>
         <a:font script="Hebr" typeface="Times New Roman"/>
@@ -9627,14 +9785,32 @@
         <a:font script="Mong" typeface="Mongolian Baiti"/>
         <a:font script="Viet" typeface="Times New Roman"/>
         <a:font script="Uigh" typeface="Microsoft Uighur"/>
+        <a:font script="Geor" typeface="Sylfaen"/>
+        <a:font script="Armn" typeface="Arial"/>
+        <a:font script="Bugi" typeface="Leelawadee UI"/>
+        <a:font script="Bopo" typeface="Microsoft JhengHei"/>
+        <a:font script="Java" typeface="Javanese Text"/>
+        <a:font script="Lisu" typeface="Segoe UI"/>
+        <a:font script="Mymr" typeface="Myanmar Text"/>
+        <a:font script="Nkoo" typeface="Ebrima"/>
+        <a:font script="Olck" typeface="Nirmala UI"/>
+        <a:font script="Osma" typeface="Ebrima"/>
+        <a:font script="Phag" typeface="Phagspa"/>
+        <a:font script="Syrn" typeface="Estrangelo Edessa"/>
+        <a:font script="Syrj" typeface="Estrangelo Edessa"/>
+        <a:font script="Syre" typeface="Estrangelo Edessa"/>
+        <a:font script="Sora" typeface="Nirmala UI"/>
+        <a:font script="Tale" typeface="Microsoft Tai Le"/>
+        <a:font script="Talu" typeface="Microsoft New Tai Lue"/>
+        <a:font script="Tfng" typeface="Ebrima"/>
       </a:majorFont>
       <a:minorFont>
-        <a:latin typeface="Cambria"/>
+        <a:latin typeface="Aptos" panose="02110004020202020204"/>
         <a:ea typeface=""/>
         <a:cs typeface=""/>
-        <a:font script="Jpan" typeface="ＭＳ 明朝"/>
+        <a:font script="Jpan" typeface="游明朝"/>
         <a:font script="Hang" typeface="맑은 고딕"/>
-        <a:font script="Hans" typeface="宋体"/>
+        <a:font script="Hans" typeface="等线"/>
         <a:font script="Hant" typeface="新細明體"/>
         <a:font script="Arab" typeface="Arial"/>
         <a:font script="Hebr" typeface="Arial"/>
@@ -9661,6 +9837,24 @@
         <a:font script="Mong" typeface="Mongolian Baiti"/>
         <a:font script="Viet" typeface="Arial"/>
         <a:font script="Uigh" typeface="Microsoft Uighur"/>
+        <a:font script="Geor" typeface="Sylfaen"/>
+        <a:font script="Armn" typeface="Arial"/>
+        <a:font script="Bugi" typeface="Leelawadee UI"/>
+        <a:font script="Bopo" typeface="Microsoft JhengHei"/>
+        <a:font script="Java" typeface="Javanese Text"/>
+        <a:font script="Lisu" typeface="Segoe UI"/>
+        <a:font script="Mymr" typeface="Myanmar Text"/>
+        <a:font script="Nkoo" typeface="Ebrima"/>
+        <a:font script="Olck" typeface="Nirmala UI"/>
+        <a:font script="Osma" typeface="Ebrima"/>
+        <a:font script="Phag" typeface="Phagspa"/>
+        <a:font script="Syrn" typeface="Estrangelo Edessa"/>
+        <a:font script="Syrj" typeface="Estrangelo Edessa"/>
+        <a:font script="Syre" typeface="Estrangelo Edessa"/>
+        <a:font script="Sora" typeface="Nirmala UI"/>
+        <a:font script="Tale" typeface="Microsoft Tai Le"/>
+        <a:font script="Talu" typeface="Microsoft New Tai Lue"/>
+        <a:font script="Tfng" typeface="Ebrima"/>
       </a:minorFont>
     </a:fontScheme>
     <a:fmtScheme name="Office">
@@ -9672,200 +9866,141 @@
           <a:gsLst>
             <a:gs pos="0">
               <a:schemeClr val="phClr">
-                <a:tint val="50000"/>
-                <a:satMod val="300000"/>
+                <a:lumMod val="110000"/>
+                <a:satMod val="105000"/>
+                <a:tint val="67000"/>
               </a:schemeClr>
             </a:gs>
-            <a:gs pos="35000">
+            <a:gs pos="50000">
               <a:schemeClr val="phClr">
-                <a:tint val="37000"/>
-                <a:satMod val="300000"/>
+                <a:lumMod val="105000"/>
+                <a:satMod val="103000"/>
+                <a:tint val="73000"/>
               </a:schemeClr>
             </a:gs>
             <a:gs pos="100000">
               <a:schemeClr val="phClr">
-                <a:tint val="15000"/>
-                <a:satMod val="350000"/>
+                <a:lumMod val="105000"/>
+                <a:satMod val="109000"/>
+                <a:tint val="81000"/>
               </a:schemeClr>
             </a:gs>
           </a:gsLst>
-          <a:lin ang="16200000" scaled="1"/>
+          <a:lin ang="5400000" scaled="0"/>
         </a:gradFill>
         <a:gradFill rotWithShape="1">
           <a:gsLst>
             <a:gs pos="0">
               <a:schemeClr val="phClr">
-                <a:tint val="100000"/>
+                <a:satMod val="103000"/>
+                <a:lumMod val="102000"/>
+                <a:tint val="94000"/>
+              </a:schemeClr>
+            </a:gs>
+            <a:gs pos="50000">
+              <a:schemeClr val="phClr">
+                <a:satMod val="110000"/>
+                <a:lumMod val="100000"/>
                 <a:shade val="100000"/>
-                <a:satMod val="130000"/>
               </a:schemeClr>
             </a:gs>
             <a:gs pos="100000">
               <a:schemeClr val="phClr">
-                <a:tint val="50000"/>
-                <a:shade val="100000"/>
-                <a:satMod val="350000"/>
+                <a:lumMod val="99000"/>
+                <a:satMod val="120000"/>
+                <a:shade val="78000"/>
               </a:schemeClr>
             </a:gs>
           </a:gsLst>
-          <a:lin ang="16200000" scaled="0"/>
+          <a:lin ang="5400000" scaled="0"/>
         </a:gradFill>
       </a:fillStyleLst>
       <a:lnStyleLst>
-        <a:ln w="9525" cap="flat" cmpd="sng" algn="ctr">
-          <a:solidFill>
-            <a:schemeClr val="phClr">
-              <a:shade val="95000"/>
-              <a:satMod val="105000"/>
-            </a:schemeClr>
-          </a:solidFill>
-          <a:prstDash val="solid"/>
-        </a:ln>
-        <a:ln w="25400" cap="flat" cmpd="sng" algn="ctr">
+        <a:ln w="6350" cap="flat" cmpd="sng" algn="ctr">
           <a:solidFill>
             <a:schemeClr val="phClr"/>
           </a:solidFill>
           <a:prstDash val="solid"/>
+          <a:miter lim="800000"/>
         </a:ln>
-        <a:ln w="38100" cap="flat" cmpd="sng" algn="ctr">
+        <a:ln w="12700" cap="flat" cmpd="sng" algn="ctr">
           <a:solidFill>
             <a:schemeClr val="phClr"/>
           </a:solidFill>
           <a:prstDash val="solid"/>
+          <a:miter lim="800000"/>
+        </a:ln>
+        <a:ln w="19050" cap="flat" cmpd="sng" algn="ctr">
+          <a:solidFill>
+            <a:schemeClr val="phClr"/>
+          </a:solidFill>
+          <a:prstDash val="solid"/>
+          <a:miter lim="800000"/>
         </a:ln>
       </a:lnStyleLst>
       <a:effectStyleLst>
         <a:effectStyle>
+          <a:effectLst/>
+        </a:effectStyle>
+        <a:effectStyle>
+          <a:effectLst/>
+        </a:effectStyle>
+        <a:effectStyle>
           <a:effectLst>
-            <a:outerShdw blurRad="40000" dist="20000" dir="5400000" rotWithShape="0">
+            <a:outerShdw blurRad="57150" dist="19050" dir="5400000" algn="ctr" rotWithShape="0">
               <a:srgbClr val="000000">
-                <a:alpha val="38000"/>
+                <a:alpha val="63000"/>
               </a:srgbClr>
             </a:outerShdw>
           </a:effectLst>
-        </a:effectStyle>
-        <a:effectStyle>
-          <a:effectLst>
-            <a:outerShdw blurRad="40000" dist="23000" dir="5400000" rotWithShape="0">
-              <a:srgbClr val="000000">
-                <a:alpha val="35000"/>
-              </a:srgbClr>
-            </a:outerShdw>
-          </a:effectLst>
-        </a:effectStyle>
-        <a:effectStyle>
-          <a:effectLst>
-            <a:outerShdw blurRad="40000" dist="23000" dir="5400000" rotWithShape="0">
-              <a:srgbClr val="000000">
-                <a:alpha val="35000"/>
-              </a:srgbClr>
-            </a:outerShdw>
-          </a:effectLst>
-          <a:scene3d>
-            <a:camera prst="orthographicFront">
-              <a:rot lat="0" lon="0" rev="0"/>
-            </a:camera>
-            <a:lightRig rig="threePt" dir="t">
-              <a:rot lat="0" lon="0" rev="1200000"/>
-            </a:lightRig>
-          </a:scene3d>
-          <a:sp3d>
-            <a:bevelT w="63500" h="25400"/>
-          </a:sp3d>
         </a:effectStyle>
       </a:effectStyleLst>
       <a:bgFillStyleLst>
         <a:solidFill>
           <a:schemeClr val="phClr"/>
         </a:solidFill>
+        <a:solidFill>
+          <a:schemeClr val="phClr">
+            <a:tint val="95000"/>
+            <a:satMod val="170000"/>
+          </a:schemeClr>
+        </a:solidFill>
         <a:gradFill rotWithShape="1">
           <a:gsLst>
             <a:gs pos="0">
               <a:schemeClr val="phClr">
-                <a:tint val="40000"/>
-                <a:satMod val="350000"/>
+                <a:tint val="93000"/>
+                <a:satMod val="150000"/>
+                <a:shade val="98000"/>
+                <a:lumMod val="102000"/>
               </a:schemeClr>
             </a:gs>
-            <a:gs pos="40000">
+            <a:gs pos="50000">
               <a:schemeClr val="phClr">
-                <a:tint val="45000"/>
-                <a:shade val="99000"/>
-                <a:satMod val="350000"/>
+                <a:tint val="98000"/>
+                <a:satMod val="130000"/>
+                <a:shade val="90000"/>
+                <a:lumMod val="103000"/>
               </a:schemeClr>
             </a:gs>
             <a:gs pos="100000">
               <a:schemeClr val="phClr">
-                <a:shade val="20000"/>
-                <a:satMod val="255000"/>
+                <a:shade val="63000"/>
+                <a:satMod val="120000"/>
               </a:schemeClr>
             </a:gs>
           </a:gsLst>
-          <a:path path="circle">
-            <a:fillToRect l="50000" t="-80000" r="50000" b="180000"/>
-          </a:path>
-        </a:gradFill>
-        <a:gradFill rotWithShape="1">
-          <a:gsLst>
-            <a:gs pos="0">
-              <a:schemeClr val="phClr">
-                <a:tint val="80000"/>
-                <a:satMod val="300000"/>
-              </a:schemeClr>
-            </a:gs>
-            <a:gs pos="100000">
-              <a:schemeClr val="phClr">
-                <a:shade val="30000"/>
-                <a:satMod val="200000"/>
-              </a:schemeClr>
-            </a:gs>
-          </a:gsLst>
-          <a:path path="circle">
-            <a:fillToRect l="50000" t="50000" r="50000" b="50000"/>
-          </a:path>
+          <a:lin ang="5400000" scaled="0"/>
         </a:gradFill>
       </a:bgFillStyleLst>
     </a:fmtScheme>
   </a:themeElements>
-  <a:objectDefaults>
-    <a:spDef>
-      <a:spPr/>
-      <a:bodyPr/>
-      <a:lstStyle/>
-      <a:style>
-        <a:lnRef idx="1">
-          <a:schemeClr val="accent1"/>
-        </a:lnRef>
-        <a:fillRef idx="3">
-          <a:schemeClr val="accent1"/>
-        </a:fillRef>
-        <a:effectRef idx="2">
-          <a:schemeClr val="accent1"/>
-        </a:effectRef>
-        <a:fontRef idx="minor">
-          <a:schemeClr val="lt1"/>
-        </a:fontRef>
-      </a:style>
-    </a:spDef>
-    <a:lnDef>
-      <a:spPr/>
-      <a:bodyPr/>
-      <a:lstStyle/>
-      <a:style>
-        <a:lnRef idx="2">
-          <a:schemeClr val="accent1"/>
-        </a:lnRef>
-        <a:fillRef idx="0">
-          <a:schemeClr val="accent1"/>
-        </a:fillRef>
-        <a:effectRef idx="1">
-          <a:schemeClr val="accent1"/>
-        </a:effectRef>
-        <a:fontRef idx="minor">
-          <a:schemeClr val="tx1"/>
-        </a:fontRef>
-      </a:style>
-    </a:lnDef>
-  </a:objectDefaults>
+  <a:objectDefaults/>
   <a:extraClrSchemeLst/>
+  <a:extLst>
+    <a:ext uri="{05A4C25C-085E-4340-85A3-A5531E510DB2}">
+      <thm15:themeFamily xmlns:thm15="http://schemas.microsoft.com/office/thememl/2012/main" name="Office Theme" id="{2E142A2C-CD16-42D6-873A-C26D2A0506FA}" vid="{1BDDFF52-6CD6-40A5-AB3C-68EB2F1E4D0A}"/>
+    </a:ext>
+  </a:extLst>
 </a:theme>
 </file>